--- a/PPAFE/16 GUIAS DE USUARIO/Participaciones y Aportaciones Federales y Estatales - Federales Memorias Calculo.docx
+++ b/PPAFE/16 GUIAS DE USUARIO/Participaciones y Aportaciones Federales y Estatales - Federales Memorias Calculo.docx
@@ -123,7 +123,7 @@
           <w:lang w:val="es-MX" w:eastAsia="es-MX"/>
         </w:rPr>
         <w:drawing>
-          <wp:anchor distT="0" distB="0" distL="114300" distR="114300" simplePos="0" relativeHeight="251805696" behindDoc="0" locked="0" layoutInCell="1" allowOverlap="1" wp14:anchorId="6F593B06" wp14:editId="196D4233">
+          <wp:anchor distT="0" distB="0" distL="114300" distR="114300" simplePos="0" relativeHeight="251805696" behindDoc="0" locked="0" layoutInCell="1" allowOverlap="1" wp14:anchorId="6F593B06" wp14:editId="2818BE23">
             <wp:simplePos x="0" y="0"/>
             <wp:positionH relativeFrom="margin">
               <wp:posOffset>673617</wp:posOffset>
@@ -2180,16 +2180,7 @@
                                 <w:szCs w:val="24"/>
                                 <w:lang w:val="es-MX"/>
                               </w:rPr>
-                              <w:t xml:space="preserve">las Participaciones </w:t>
-                            </w:r>
-                            <w:r>
-                              <w:rPr>
-                                <w:rFonts w:ascii="Arial" w:hAnsi="Arial" w:cs="Arial"/>
-                                <w:sz w:val="24"/>
-                                <w:szCs w:val="24"/>
-                                <w:lang w:val="es-MX"/>
-                              </w:rPr>
-                              <w:t xml:space="preserve">Federales de </w:t>
+                              <w:t xml:space="preserve">las Participaciones Federales de </w:t>
                             </w:r>
                             <w:r>
                               <w:rPr>
@@ -3863,7 +3854,7 @@
           <w:szCs w:val="24"/>
         </w:rPr>
         <w:drawing>
-          <wp:inline distT="0" distB="0" distL="0" distR="0" wp14:anchorId="1BA7F12D" wp14:editId="515A8A02">
+          <wp:inline distT="0" distB="0" distL="0" distR="0" wp14:anchorId="1BA7F12D" wp14:editId="77BCFBE7">
             <wp:extent cx="1403048" cy="2506980"/>
             <wp:effectExtent l="152400" t="152400" r="324485" b="337820"/>
             <wp:docPr id="288414352" name="Picture 1"/>
@@ -4193,6 +4184,61 @@
           <w:szCs w:val="24"/>
         </w:rPr>
       </w:pPr>
+      <w:r>
+        <w:rPr>
+          <w:rFonts w:ascii="Arial" w:hAnsi="Arial" w:cs="Arial"/>
+          <w:noProof/>
+          <w:lang w:val="es-MX" w:eastAsia="es-MX"/>
+        </w:rPr>
+        <w:drawing>
+          <wp:inline distT="0" distB="0" distL="0" distR="0" wp14:anchorId="65946905" wp14:editId="530C6A01">
+            <wp:extent cx="5040000" cy="2437882"/>
+            <wp:effectExtent l="152400" t="152400" r="332105" b="343535"/>
+            <wp:docPr id="1788563141" name="Picture 1"/>
+            <wp:cNvGraphicFramePr>
+              <a:graphicFrameLocks xmlns:a="http://schemas.openxmlformats.org/drawingml/2006/main" noChangeAspect="1"/>
+            </wp:cNvGraphicFramePr>
+            <a:graphic xmlns:a="http://schemas.openxmlformats.org/drawingml/2006/main">
+              <a:graphicData uri="http://schemas.openxmlformats.org/drawingml/2006/picture">
+                <pic:pic xmlns:pic="http://schemas.openxmlformats.org/drawingml/2006/picture">
+                  <pic:nvPicPr>
+                    <pic:cNvPr id="1788563141" name="Picture 1788563141"/>
+                    <pic:cNvPicPr/>
+                  </pic:nvPicPr>
+                  <pic:blipFill>
+                    <a:blip r:embed="rId11" cstate="print">
+                      <a:extLst>
+                        <a:ext uri="{28A0092B-C50C-407E-A947-70E740481C1C}">
+                          <a14:useLocalDpi xmlns:a14="http://schemas.microsoft.com/office/drawing/2010/main" val="0"/>
+                        </a:ext>
+                      </a:extLst>
+                    </a:blip>
+                    <a:stretch>
+                      <a:fillRect/>
+                    </a:stretch>
+                  </pic:blipFill>
+                  <pic:spPr>
+                    <a:xfrm>
+                      <a:off x="0" y="0"/>
+                      <a:ext cx="5040000" cy="2437882"/>
+                    </a:xfrm>
+                    <a:prstGeom prst="rect">
+                      <a:avLst/>
+                    </a:prstGeom>
+                    <a:effectLst>
+                      <a:outerShdw blurRad="292100" dist="139700" dir="2700000" algn="ctr" rotWithShape="0">
+                        <a:srgbClr val="000000">
+                          <a:alpha val="65000"/>
+                        </a:srgbClr>
+                      </a:outerShdw>
+                    </a:effectLst>
+                  </pic:spPr>
+                </pic:pic>
+              </a:graphicData>
+            </a:graphic>
+          </wp:inline>
+        </w:drawing>
+      </w:r>
       <w:r>
         <w:rPr>
           <w:rFonts w:ascii="Arial" w:hAnsi="Arial" w:cs="Arial"/>
@@ -4273,62 +4319,6 @@
           </mc:Fallback>
         </mc:AlternateContent>
       </w:r>
-      <w:r>
-        <w:rPr>
-          <w:rFonts w:ascii="Arial" w:hAnsi="Arial" w:cs="Arial"/>
-          <w:noProof/>
-          <w:sz w:val="24"/>
-          <w:szCs w:val="24"/>
-        </w:rPr>
-        <w:drawing>
-          <wp:inline distT="0" distB="0" distL="0" distR="0" wp14:anchorId="3A6B17C6" wp14:editId="4B0100E5">
-            <wp:extent cx="5400000" cy="2457434"/>
-            <wp:effectExtent l="152400" t="152400" r="328295" b="337185"/>
-            <wp:docPr id="1996470890" name="Picture 2"/>
-            <wp:cNvGraphicFramePr>
-              <a:graphicFrameLocks xmlns:a="http://schemas.openxmlformats.org/drawingml/2006/main" noChangeAspect="1"/>
-            </wp:cNvGraphicFramePr>
-            <a:graphic xmlns:a="http://schemas.openxmlformats.org/drawingml/2006/main">
-              <a:graphicData uri="http://schemas.openxmlformats.org/drawingml/2006/picture">
-                <pic:pic xmlns:pic="http://schemas.openxmlformats.org/drawingml/2006/picture">
-                  <pic:nvPicPr>
-                    <pic:cNvPr id="1996470890" name="Picture 1996470890"/>
-                    <pic:cNvPicPr/>
-                  </pic:nvPicPr>
-                  <pic:blipFill>
-                    <a:blip r:embed="rId11" cstate="print">
-                      <a:extLst>
-                        <a:ext uri="{28A0092B-C50C-407E-A947-70E740481C1C}">
-                          <a14:useLocalDpi xmlns:a14="http://schemas.microsoft.com/office/drawing/2010/main" val="0"/>
-                        </a:ext>
-                      </a:extLst>
-                    </a:blip>
-                    <a:stretch>
-                      <a:fillRect/>
-                    </a:stretch>
-                  </pic:blipFill>
-                  <pic:spPr>
-                    <a:xfrm>
-                      <a:off x="0" y="0"/>
-                      <a:ext cx="5400000" cy="2457434"/>
-                    </a:xfrm>
-                    <a:prstGeom prst="rect">
-                      <a:avLst/>
-                    </a:prstGeom>
-                    <a:effectLst>
-                      <a:outerShdw blurRad="292100" dist="139700" dir="2700000" algn="ctr" rotWithShape="0">
-                        <a:srgbClr val="000000">
-                          <a:alpha val="65000"/>
-                        </a:srgbClr>
-                      </a:outerShdw>
-                    </a:effectLst>
-                  </pic:spPr>
-                </pic:pic>
-              </a:graphicData>
-            </a:graphic>
-          </wp:inline>
-        </w:drawing>
-      </w:r>
     </w:p>
     <w:p>
       <w:pPr>
@@ -4541,9 +4531,17 @@
           <w:sz w:val="24"/>
           <w:szCs w:val="24"/>
         </w:rPr>
-        <w:t>, “Ad</w:t>
+        <w:t>, “</w:t>
       </w:r>
       <w:proofErr w:type="spellStart"/>
+      <w:r>
+        <w:rPr>
+          <w:rFonts w:ascii="Arial" w:hAnsi="Arial" w:cs="Arial"/>
+          <w:sz w:val="24"/>
+          <w:szCs w:val="24"/>
+        </w:rPr>
+        <w:t>Ad</w:t>
+      </w:r>
       <w:r>
         <w:rPr>
           <w:rFonts w:ascii="Arial" w:hAnsi="Arial" w:cs="Arial"/>
@@ -4812,7 +4810,7 @@
           <w:lang w:val="es-MX" w:eastAsia="es-MX"/>
         </w:rPr>
         <w:drawing>
-          <wp:inline distT="0" distB="0" distL="0" distR="0" wp14:anchorId="5E0A2649" wp14:editId="794EDD30">
+          <wp:inline distT="0" distB="0" distL="0" distR="0" wp14:anchorId="5E0A2649" wp14:editId="51C0E212">
             <wp:extent cx="5400000" cy="2483096"/>
             <wp:effectExtent l="152400" t="152400" r="328295" b="336550"/>
             <wp:docPr id="2024559283" name="Picture 3"/>
@@ -4956,7 +4954,7 @@
           <w:lang w:val="es-MX" w:eastAsia="es-MX"/>
         </w:rPr>
         <w:drawing>
-          <wp:inline distT="0" distB="0" distL="0" distR="0" wp14:anchorId="3D8F8A20" wp14:editId="43951245">
+          <wp:inline distT="0" distB="0" distL="0" distR="0" wp14:anchorId="3D8F8A20" wp14:editId="6820EA14">
             <wp:extent cx="5400000" cy="2298574"/>
             <wp:effectExtent l="152400" t="152400" r="328295" b="343535"/>
             <wp:docPr id="2012964779" name="Picture 5"/>
@@ -5207,7 +5205,7 @@
           <w:lang w:val="es-MX" w:eastAsia="es-MX"/>
         </w:rPr>
         <w:drawing>
-          <wp:inline distT="0" distB="0" distL="0" distR="0" wp14:anchorId="2EBA970D" wp14:editId="474199ED">
+          <wp:inline distT="0" distB="0" distL="0" distR="0" wp14:anchorId="2EBA970D" wp14:editId="61ED4FF2">
             <wp:extent cx="5400000" cy="2483096"/>
             <wp:effectExtent l="152400" t="152400" r="328295" b="336550"/>
             <wp:docPr id="102270723" name="Picture 3"/>
@@ -5309,16 +5307,16 @@
         <mc:AlternateContent>
           <mc:Choice Requires="wps">
             <w:drawing>
-              <wp:anchor distT="0" distB="0" distL="114300" distR="114300" simplePos="0" relativeHeight="251834368" behindDoc="0" locked="0" layoutInCell="1" allowOverlap="1" wp14:anchorId="19264B88" wp14:editId="728D7E25">
+              <wp:anchor distT="0" distB="0" distL="114300" distR="114300" simplePos="0" relativeHeight="251834368" behindDoc="0" locked="0" layoutInCell="1" allowOverlap="1" wp14:anchorId="19264B88" wp14:editId="79E50A0D">
                 <wp:simplePos x="0" y="0"/>
                 <wp:positionH relativeFrom="margin">
-                  <wp:posOffset>239384</wp:posOffset>
+                  <wp:posOffset>238760</wp:posOffset>
                 </wp:positionH>
                 <wp:positionV relativeFrom="paragraph">
-                  <wp:posOffset>914064</wp:posOffset>
+                  <wp:posOffset>869950</wp:posOffset>
                 </wp:positionV>
-                <wp:extent cx="3599815" cy="117475"/>
-                <wp:effectExtent l="0" t="0" r="6985" b="9525"/>
+                <wp:extent cx="4140000" cy="117475"/>
+                <wp:effectExtent l="12700" t="12700" r="13335" b="9525"/>
                 <wp:wrapNone/>
                 <wp:docPr id="34" name="Rectángulo 34"/>
                 <wp:cNvGraphicFramePr/>
@@ -5329,13 +5327,13 @@
                       <wps:spPr>
                         <a:xfrm>
                           <a:off x="0" y="0"/>
-                          <a:ext cx="3599815" cy="117475"/>
+                          <a:ext cx="4140000" cy="117475"/>
                         </a:xfrm>
                         <a:prstGeom prst="rect">
                           <a:avLst/>
                         </a:prstGeom>
                         <a:noFill/>
-                        <a:ln>
+                        <a:ln w="25400">
                           <a:solidFill>
                             <a:srgbClr val="FF0000"/>
                           </a:solidFill>
@@ -5377,7 +5375,7 @@
           </mc:Choice>
           <mc:Fallback>
             <w:pict>
-              <v:rect w14:anchorId="5B6C1572" id="Rectángulo 34" o:spid="_x0000_s1026" style="position:absolute;margin-left:18.85pt;margin-top:71.95pt;width:283.45pt;height:9.25pt;z-index:251834368;visibility:visible;mso-wrap-style:square;mso-width-percent:0;mso-height-percent:0;mso-wrap-distance-left:9pt;mso-wrap-distance-top:0;mso-wrap-distance-right:9pt;mso-wrap-distance-bottom:0;mso-position-horizontal:absolute;mso-position-horizontal-relative:margin;mso-position-vertical:absolute;mso-position-vertical-relative:text;mso-width-percent:0;mso-height-percent:0;mso-width-relative:margin;mso-height-relative:margin;v-text-anchor:middle" o:gfxdata="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" filled="f" strokecolor="red" strokeweight="1pt">
+              <v:rect w14:anchorId="03B22966" id="Rectángulo 34" o:spid="_x0000_s1026" style="position:absolute;margin-left:18.8pt;margin-top:68.5pt;width:326pt;height:9.25pt;z-index:251834368;visibility:visible;mso-wrap-style:square;mso-width-percent:0;mso-height-percent:0;mso-wrap-distance-left:9pt;mso-wrap-distance-top:0;mso-wrap-distance-right:9pt;mso-wrap-distance-bottom:0;mso-position-horizontal:absolute;mso-position-horizontal-relative:margin;mso-position-vertical:absolute;mso-position-vertical-relative:text;mso-width-percent:0;mso-height-percent:0;mso-width-relative:margin;mso-height-relative:margin;v-text-anchor:middle" o:gfxdata="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" filled="f" strokecolor="red" strokeweight="2pt">
                 <w10:wrap anchorx="margin"/>
               </v:rect>
             </w:pict>
@@ -5388,14 +5386,13 @@
         <w:rPr>
           <w:rFonts w:ascii="Arial" w:hAnsi="Arial" w:cs="Arial"/>
           <w:noProof/>
-          <w:sz w:val="24"/>
-          <w:szCs w:val="24"/>
+          <w:lang w:val="es-MX" w:eastAsia="es-MX"/>
         </w:rPr>
         <w:drawing>
-          <wp:inline distT="0" distB="0" distL="0" distR="0" wp14:anchorId="2AF230E6" wp14:editId="5FDADEE1">
-            <wp:extent cx="5400000" cy="2457434"/>
-            <wp:effectExtent l="152400" t="152400" r="328295" b="337185"/>
-            <wp:docPr id="349181208" name="Picture 2"/>
+          <wp:inline distT="0" distB="0" distL="0" distR="0" wp14:anchorId="66A0EC49" wp14:editId="232B669D">
+            <wp:extent cx="5040000" cy="2437882"/>
+            <wp:effectExtent l="152400" t="152400" r="332105" b="343535"/>
+            <wp:docPr id="223481818" name="Picture 1"/>
             <wp:cNvGraphicFramePr>
               <a:graphicFrameLocks xmlns:a="http://schemas.openxmlformats.org/drawingml/2006/main" noChangeAspect="1"/>
             </wp:cNvGraphicFramePr>
@@ -5403,7 +5400,7 @@
               <a:graphicData uri="http://schemas.openxmlformats.org/drawingml/2006/picture">
                 <pic:pic xmlns:pic="http://schemas.openxmlformats.org/drawingml/2006/picture">
                   <pic:nvPicPr>
-                    <pic:cNvPr id="1996470890" name="Picture 1996470890"/>
+                    <pic:cNvPr id="1788563141" name="Picture 1788563141"/>
                     <pic:cNvPicPr/>
                   </pic:nvPicPr>
                   <pic:blipFill>
@@ -5421,7 +5418,7 @@
                   <pic:spPr>
                     <a:xfrm>
                       <a:off x="0" y="0"/>
-                      <a:ext cx="5400000" cy="2457434"/>
+                      <a:ext cx="5040000" cy="2437882"/>
                     </a:xfrm>
                     <a:prstGeom prst="rect">
                       <a:avLst/>
@@ -6202,16 +6199,16 @@
         <mc:AlternateContent>
           <mc:Choice Requires="wps">
             <w:drawing>
-              <wp:anchor distT="0" distB="0" distL="114300" distR="114300" simplePos="0" relativeHeight="251835392" behindDoc="0" locked="0" layoutInCell="1" allowOverlap="1" wp14:anchorId="6A1265CF" wp14:editId="32C73711">
+              <wp:anchor distT="0" distB="0" distL="114300" distR="114300" simplePos="0" relativeHeight="251835392" behindDoc="0" locked="0" layoutInCell="1" allowOverlap="1" wp14:anchorId="6A1265CF" wp14:editId="73A50007">
                 <wp:simplePos x="0" y="0"/>
                 <wp:positionH relativeFrom="column">
-                  <wp:posOffset>402945</wp:posOffset>
+                  <wp:posOffset>402590</wp:posOffset>
                 </wp:positionH>
                 <wp:positionV relativeFrom="paragraph">
-                  <wp:posOffset>906897</wp:posOffset>
+                  <wp:posOffset>853803</wp:posOffset>
                 </wp:positionV>
                 <wp:extent cx="132368" cy="140220"/>
-                <wp:effectExtent l="0" t="0" r="20320" b="12700"/>
+                <wp:effectExtent l="12700" t="12700" r="7620" b="12700"/>
                 <wp:wrapNone/>
                 <wp:docPr id="36" name="Rectángulo 36"/>
                 <wp:cNvGraphicFramePr/>
@@ -6228,7 +6225,7 @@
                           <a:avLst/>
                         </a:prstGeom>
                         <a:noFill/>
-                        <a:ln>
+                        <a:ln w="19050">
                           <a:solidFill>
                             <a:srgbClr val="FF0000"/>
                           </a:solidFill>
@@ -6270,7 +6267,7 @@
           </mc:Choice>
           <mc:Fallback>
             <w:pict>
-              <v:rect w14:anchorId="037D5EE0" id="Rectángulo 36" o:spid="_x0000_s1026" style="position:absolute;margin-left:31.75pt;margin-top:71.4pt;width:10.4pt;height:11.05pt;z-index:251835392;visibility:visible;mso-wrap-style:square;mso-width-percent:0;mso-height-percent:0;mso-wrap-distance-left:9pt;mso-wrap-distance-top:0;mso-wrap-distance-right:9pt;mso-wrap-distance-bottom:0;mso-position-horizontal:absolute;mso-position-horizontal-relative:text;mso-position-vertical:absolute;mso-position-vertical-relative:text;mso-width-percent:0;mso-height-percent:0;mso-width-relative:margin;mso-height-relative:margin;v-text-anchor:middle" o:gfxdata="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" filled="f" strokecolor="red" strokeweight="1pt"/>
+              <v:rect w14:anchorId="0BA8E97F" id="Rectángulo 36" o:spid="_x0000_s1026" style="position:absolute;margin-left:31.7pt;margin-top:67.25pt;width:10.4pt;height:11.05pt;z-index:251835392;visibility:visible;mso-wrap-style:square;mso-width-percent:0;mso-height-percent:0;mso-wrap-distance-left:9pt;mso-wrap-distance-top:0;mso-wrap-distance-right:9pt;mso-wrap-distance-bottom:0;mso-position-horizontal:absolute;mso-position-horizontal-relative:text;mso-position-vertical:absolute;mso-position-vertical-relative:text;mso-width-percent:0;mso-height-percent:0;mso-width-relative:margin;mso-height-relative:margin;v-text-anchor:middle" o:gfxdata="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" filled="f" strokecolor="red" strokeweight="1.5pt"/>
             </w:pict>
           </mc:Fallback>
         </mc:AlternateContent>
@@ -6279,14 +6276,13 @@
         <w:rPr>
           <w:rFonts w:ascii="Arial" w:hAnsi="Arial" w:cs="Arial"/>
           <w:noProof/>
-          <w:sz w:val="24"/>
-          <w:szCs w:val="24"/>
+          <w:lang w:val="es-MX" w:eastAsia="es-MX"/>
         </w:rPr>
         <w:drawing>
-          <wp:inline distT="0" distB="0" distL="0" distR="0" wp14:anchorId="1231A890" wp14:editId="7F49321D">
-            <wp:extent cx="5400000" cy="2457434"/>
-            <wp:effectExtent l="152400" t="152400" r="328295" b="337185"/>
-            <wp:docPr id="861771503" name="Picture 2"/>
+          <wp:inline distT="0" distB="0" distL="0" distR="0" wp14:anchorId="36312C3D" wp14:editId="1BFF1092">
+            <wp:extent cx="5040000" cy="2437882"/>
+            <wp:effectExtent l="152400" t="152400" r="332105" b="343535"/>
+            <wp:docPr id="269709244" name="Picture 1"/>
             <wp:cNvGraphicFramePr>
               <a:graphicFrameLocks xmlns:a="http://schemas.openxmlformats.org/drawingml/2006/main" noChangeAspect="1"/>
             </wp:cNvGraphicFramePr>
@@ -6294,7 +6290,7 @@
               <a:graphicData uri="http://schemas.openxmlformats.org/drawingml/2006/picture">
                 <pic:pic xmlns:pic="http://schemas.openxmlformats.org/drawingml/2006/picture">
                   <pic:nvPicPr>
-                    <pic:cNvPr id="1996470890" name="Picture 1996470890"/>
+                    <pic:cNvPr id="1788563141" name="Picture 1788563141"/>
                     <pic:cNvPicPr/>
                   </pic:nvPicPr>
                   <pic:blipFill>
@@ -6312,7 +6308,7 @@
                   <pic:spPr>
                     <a:xfrm>
                       <a:off x="0" y="0"/>
-                      <a:ext cx="5400000" cy="2457434"/>
+                      <a:ext cx="5040000" cy="2437882"/>
                     </a:xfrm>
                     <a:prstGeom prst="rect">
                       <a:avLst/>
@@ -6627,15 +6623,47 @@
           <w:sz w:val="24"/>
           <w:szCs w:val="24"/>
         </w:rPr>
-        <w:t>Aprobar</w:t>
-      </w:r>
-      <w:r>
-        <w:rPr>
-          <w:rFonts w:ascii="Arial" w:hAnsi="Arial" w:cs="Arial"/>
-          <w:sz w:val="24"/>
-          <w:szCs w:val="24"/>
-        </w:rPr>
-        <w:t>: Aprueba los cambios, actualiza el estatus de la petición y la asigna al usuario validador para su posterior publicación.</w:t>
+        <w:t>Validar</w:t>
+      </w:r>
+      <w:r>
+        <w:rPr>
+          <w:rFonts w:ascii="Arial" w:hAnsi="Arial" w:cs="Arial"/>
+          <w:sz w:val="24"/>
+          <w:szCs w:val="24"/>
+        </w:rPr>
+        <w:t xml:space="preserve">: </w:t>
+      </w:r>
+      <w:r>
+        <w:rPr>
+          <w:rFonts w:ascii="Arial" w:hAnsi="Arial" w:cs="Arial"/>
+          <w:sz w:val="24"/>
+          <w:szCs w:val="24"/>
+        </w:rPr>
+        <w:t>Valida</w:t>
+      </w:r>
+      <w:r>
+        <w:rPr>
+          <w:rFonts w:ascii="Arial" w:hAnsi="Arial" w:cs="Arial"/>
+          <w:sz w:val="24"/>
+          <w:szCs w:val="24"/>
+        </w:rPr>
+        <w:t xml:space="preserve"> los </w:t>
+      </w:r>
+      <w:r>
+        <w:rPr>
+          <w:rFonts w:ascii="Arial" w:hAnsi="Arial" w:cs="Arial"/>
+          <w:sz w:val="24"/>
+          <w:szCs w:val="24"/>
+        </w:rPr>
+        <w:t>registros</w:t>
+      </w:r>
+      <w:r>
+        <w:rPr>
+          <w:rFonts w:ascii="Arial" w:hAnsi="Arial" w:cs="Arial"/>
+          <w:sz w:val="24"/>
+          <w:szCs w:val="24"/>
+        </w:rPr>
+        <w:t>, actualiza el estatus de la petición y la asigna al usuario validador para su posterior publicación.</w:t>
       </w:r>
     </w:p>
     <w:p>
@@ -6662,7 +6690,7 @@
           <w:sz w:val="24"/>
           <w:szCs w:val="24"/>
         </w:rPr>
-        <w:t>Aprobar</w:t>
+        <w:t>Validar</w:t>
       </w:r>
       <w:r>
         <w:rPr>
@@ -6732,16 +6760,16 @@
         <mc:AlternateContent>
           <mc:Choice Requires="wps">
             <w:drawing>
-              <wp:anchor distT="0" distB="0" distL="114300" distR="114300" simplePos="0" relativeHeight="251844608" behindDoc="0" locked="0" layoutInCell="1" allowOverlap="1" wp14:anchorId="394A7C63" wp14:editId="030AB28D">
+              <wp:anchor distT="0" distB="0" distL="114300" distR="114300" simplePos="0" relativeHeight="251844608" behindDoc="0" locked="0" layoutInCell="1" allowOverlap="1" wp14:anchorId="394A7C63" wp14:editId="467F68F9">
                 <wp:simplePos x="0" y="0"/>
                 <wp:positionH relativeFrom="margin">
-                  <wp:posOffset>2025737</wp:posOffset>
+                  <wp:posOffset>3897630</wp:posOffset>
                 </wp:positionH>
                 <wp:positionV relativeFrom="paragraph">
-                  <wp:posOffset>875369</wp:posOffset>
+                  <wp:posOffset>850628</wp:posOffset>
                 </wp:positionV>
                 <wp:extent cx="296545" cy="168275"/>
-                <wp:effectExtent l="19050" t="19050" r="27305" b="22225"/>
+                <wp:effectExtent l="12700" t="12700" r="8255" b="9525"/>
                 <wp:wrapNone/>
                 <wp:docPr id="3" name="Rectángulo 3"/>
                 <wp:cNvGraphicFramePr/>
@@ -6758,7 +6786,7 @@
                           <a:avLst/>
                         </a:prstGeom>
                         <a:noFill/>
-                        <a:ln w="28575">
+                        <a:ln w="25400">
                           <a:solidFill>
                             <a:srgbClr val="FF0000"/>
                           </a:solidFill>
@@ -6798,7 +6826,7 @@
           </mc:Choice>
           <mc:Fallback>
             <w:pict>
-              <v:rect w14:anchorId="548EF23C" id="Rectángulo 3" o:spid="_x0000_s1026" style="position:absolute;margin-left:159.5pt;margin-top:68.95pt;width:23.35pt;height:13.25pt;z-index:251844608;visibility:visible;mso-wrap-style:square;mso-width-percent:0;mso-height-percent:0;mso-wrap-distance-left:9pt;mso-wrap-distance-top:0;mso-wrap-distance-right:9pt;mso-wrap-distance-bottom:0;mso-position-horizontal:absolute;mso-position-horizontal-relative:margin;mso-position-vertical:absolute;mso-position-vertical-relative:text;mso-width-percent:0;mso-height-percent:0;mso-width-relative:margin;mso-height-relative:margin;v-text-anchor:middle" o:gfxdata="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" filled="f" strokecolor="red" strokeweight="2.25pt">
+              <v:rect w14:anchorId="256AF1F3" id="Rectángulo 3" o:spid="_x0000_s1026" style="position:absolute;margin-left:306.9pt;margin-top:67pt;width:23.35pt;height:13.25pt;z-index:251844608;visibility:visible;mso-wrap-style:square;mso-width-percent:0;mso-height-percent:0;mso-wrap-distance-left:9pt;mso-wrap-distance-top:0;mso-wrap-distance-right:9pt;mso-wrap-distance-bottom:0;mso-position-horizontal:absolute;mso-position-horizontal-relative:margin;mso-position-vertical:absolute;mso-position-vertical-relative:text;mso-width-percent:0;mso-height-percent:0;mso-width-relative:margin;mso-height-relative:margin;v-text-anchor:middle" o:gfxdata="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" filled="f" strokecolor="red" strokeweight="2pt">
                 <w10:wrap anchorx="margin"/>
               </v:rect>
             </w:pict>
@@ -6809,14 +6837,13 @@
         <w:rPr>
           <w:rFonts w:ascii="Arial" w:hAnsi="Arial" w:cs="Arial"/>
           <w:noProof/>
-          <w:sz w:val="24"/>
-          <w:szCs w:val="24"/>
+          <w:lang w:val="es-MX" w:eastAsia="es-MX"/>
         </w:rPr>
         <w:drawing>
-          <wp:inline distT="0" distB="0" distL="0" distR="0" wp14:anchorId="69003473" wp14:editId="7AE68789">
-            <wp:extent cx="5400000" cy="2457434"/>
-            <wp:effectExtent l="152400" t="152400" r="328295" b="337185"/>
-            <wp:docPr id="407073810" name="Picture 2"/>
+          <wp:inline distT="0" distB="0" distL="0" distR="0" wp14:anchorId="497AAD2C" wp14:editId="02523D31">
+            <wp:extent cx="5040000" cy="2437882"/>
+            <wp:effectExtent l="152400" t="152400" r="332105" b="343535"/>
+            <wp:docPr id="729757237" name="Picture 1"/>
             <wp:cNvGraphicFramePr>
               <a:graphicFrameLocks xmlns:a="http://schemas.openxmlformats.org/drawingml/2006/main" noChangeAspect="1"/>
             </wp:cNvGraphicFramePr>
@@ -6824,7 +6851,7 @@
               <a:graphicData uri="http://schemas.openxmlformats.org/drawingml/2006/picture">
                 <pic:pic xmlns:pic="http://schemas.openxmlformats.org/drawingml/2006/picture">
                   <pic:nvPicPr>
-                    <pic:cNvPr id="1996470890" name="Picture 1996470890"/>
+                    <pic:cNvPr id="1788563141" name="Picture 1788563141"/>
                     <pic:cNvPicPr/>
                   </pic:nvPicPr>
                   <pic:blipFill>
@@ -6842,7 +6869,7 @@
                   <pic:spPr>
                     <a:xfrm>
                       <a:off x="0" y="0"/>
-                      <a:ext cx="5400000" cy="2457434"/>
+                      <a:ext cx="5040000" cy="2437882"/>
                     </a:xfrm>
                     <a:prstGeom prst="rect">
                       <a:avLst/>
@@ -7062,13 +7089,13 @@
         <mc:AlternateContent>
           <mc:Choice Requires="wps">
             <w:drawing>
-              <wp:anchor distT="0" distB="0" distL="114300" distR="114300" simplePos="0" relativeHeight="251854848" behindDoc="0" locked="0" layoutInCell="1" allowOverlap="1" wp14:anchorId="790D5566" wp14:editId="2B50E08A">
+              <wp:anchor distT="0" distB="0" distL="114300" distR="114300" simplePos="0" relativeHeight="251854848" behindDoc="0" locked="0" layoutInCell="1" allowOverlap="1" wp14:anchorId="790D5566" wp14:editId="5818DA4E">
                 <wp:simplePos x="0" y="0"/>
                 <wp:positionH relativeFrom="column">
                   <wp:posOffset>400050</wp:posOffset>
                 </wp:positionH>
                 <wp:positionV relativeFrom="paragraph">
-                  <wp:posOffset>917180</wp:posOffset>
+                  <wp:posOffset>866514</wp:posOffset>
                 </wp:positionV>
                 <wp:extent cx="152400" cy="114646"/>
                 <wp:effectExtent l="12700" t="12700" r="12700" b="12700"/>
@@ -7088,7 +7115,7 @@
                           <a:avLst/>
                         </a:prstGeom>
                         <a:noFill/>
-                        <a:ln w="28575">
+                        <a:ln w="25400">
                           <a:solidFill>
                             <a:srgbClr val="FF0000"/>
                           </a:solidFill>
@@ -7128,7 +7155,7 @@
           </mc:Choice>
           <mc:Fallback>
             <w:pict>
-              <v:rect w14:anchorId="3E6ABC24" id="Rectángulo 44" o:spid="_x0000_s1026" style="position:absolute;margin-left:31.5pt;margin-top:72.2pt;width:12pt;height:9.05pt;z-index:251854848;visibility:visible;mso-wrap-style:square;mso-width-percent:0;mso-height-percent:0;mso-wrap-distance-left:9pt;mso-wrap-distance-top:0;mso-wrap-distance-right:9pt;mso-wrap-distance-bottom:0;mso-position-horizontal:absolute;mso-position-horizontal-relative:text;mso-position-vertical:absolute;mso-position-vertical-relative:text;mso-width-percent:0;mso-height-percent:0;mso-width-relative:margin;mso-height-relative:margin;v-text-anchor:middle" o:gfxdata="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" filled="f" strokecolor="red" strokeweight="2.25pt"/>
+              <v:rect w14:anchorId="56F58F3F" id="Rectángulo 44" o:spid="_x0000_s1026" style="position:absolute;margin-left:31.5pt;margin-top:68.25pt;width:12pt;height:9.05pt;z-index:251854848;visibility:visible;mso-wrap-style:square;mso-width-percent:0;mso-height-percent:0;mso-wrap-distance-left:9pt;mso-wrap-distance-top:0;mso-wrap-distance-right:9pt;mso-wrap-distance-bottom:0;mso-position-horizontal:absolute;mso-position-horizontal-relative:text;mso-position-vertical:absolute;mso-position-vertical-relative:text;mso-width-percent:0;mso-height-percent:0;mso-width-relative:margin;mso-height-relative:margin;v-text-anchor:middle" o:gfxdata="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" filled="f" strokecolor="red" strokeweight="2pt"/>
             </w:pict>
           </mc:Fallback>
         </mc:AlternateContent>
@@ -7137,14 +7164,13 @@
         <w:rPr>
           <w:rFonts w:ascii="Arial" w:hAnsi="Arial" w:cs="Arial"/>
           <w:noProof/>
-          <w:sz w:val="24"/>
-          <w:szCs w:val="24"/>
+          <w:lang w:val="es-MX" w:eastAsia="es-MX"/>
         </w:rPr>
         <w:drawing>
-          <wp:inline distT="0" distB="0" distL="0" distR="0" wp14:anchorId="2A5CA096" wp14:editId="3E8976E1">
-            <wp:extent cx="5400000" cy="2457434"/>
-            <wp:effectExtent l="152400" t="152400" r="328295" b="337185"/>
-            <wp:docPr id="5491662" name="Picture 2"/>
+          <wp:inline distT="0" distB="0" distL="0" distR="0" wp14:anchorId="22846636" wp14:editId="4C51E528">
+            <wp:extent cx="5040000" cy="2437882"/>
+            <wp:effectExtent l="152400" t="152400" r="332105" b="343535"/>
+            <wp:docPr id="194267896" name="Picture 1"/>
             <wp:cNvGraphicFramePr>
               <a:graphicFrameLocks xmlns:a="http://schemas.openxmlformats.org/drawingml/2006/main" noChangeAspect="1"/>
             </wp:cNvGraphicFramePr>
@@ -7152,7 +7178,7 @@
               <a:graphicData uri="http://schemas.openxmlformats.org/drawingml/2006/picture">
                 <pic:pic xmlns:pic="http://schemas.openxmlformats.org/drawingml/2006/picture">
                   <pic:nvPicPr>
-                    <pic:cNvPr id="1996470890" name="Picture 1996470890"/>
+                    <pic:cNvPr id="1788563141" name="Picture 1788563141"/>
                     <pic:cNvPicPr/>
                   </pic:nvPicPr>
                   <pic:blipFill>
@@ -7170,7 +7196,7 @@
                   <pic:spPr>
                     <a:xfrm>
                       <a:off x="0" y="0"/>
-                      <a:ext cx="5400000" cy="2457434"/>
+                      <a:ext cx="5040000" cy="2437882"/>
                     </a:xfrm>
                     <a:prstGeom prst="rect">
                       <a:avLst/>
@@ -7258,41 +7284,95 @@
           <w:sz w:val="24"/>
           <w:szCs w:val="24"/>
         </w:rPr>
-        <w:t>• Cancelar: Permite cancelar el proceso y redirige al usuario a la pantalla principal sin realizar ningún cambio en los datos ni en la tabla de peticiones.</w:t>
-      </w:r>
-    </w:p>
-    <w:p>
-      <w:pPr>
-        <w:rPr>
-          <w:rFonts w:ascii="Arial" w:hAnsi="Arial" w:cs="Arial"/>
-          <w:sz w:val="24"/>
-          <w:szCs w:val="24"/>
-        </w:rPr>
-      </w:pPr>
-      <w:r>
-        <w:rPr>
-          <w:rFonts w:ascii="Arial" w:hAnsi="Arial" w:cs="Arial"/>
-          <w:sz w:val="24"/>
-          <w:szCs w:val="24"/>
-        </w:rPr>
-        <w:t>• Devolver: Retorna la petición al usuario que la capturó en caso de que contenga errores, para su corrección.</w:t>
-      </w:r>
-    </w:p>
-    <w:p>
-      <w:pPr>
-        <w:rPr>
-          <w:rFonts w:ascii="Arial" w:hAnsi="Arial" w:cs="Arial"/>
-          <w:sz w:val="24"/>
-          <w:szCs w:val="24"/>
-        </w:rPr>
-      </w:pPr>
-      <w:r>
-        <w:rPr>
-          <w:rFonts w:ascii="Arial" w:hAnsi="Arial" w:cs="Arial"/>
-          <w:sz w:val="24"/>
-          <w:szCs w:val="24"/>
-        </w:rPr>
-        <w:t xml:space="preserve">• Publicar: Guarda los cambios, actualiza el estatus de la petición y se publican los </w:t>
+        <w:t xml:space="preserve">• </w:t>
+      </w:r>
+      <w:r>
+        <w:rPr>
+          <w:rFonts w:ascii="Arial" w:hAnsi="Arial" w:cs="Arial"/>
+          <w:b/>
+          <w:bCs/>
+          <w:sz w:val="24"/>
+          <w:szCs w:val="24"/>
+        </w:rPr>
+        <w:t>Cancelar</w:t>
+      </w:r>
+      <w:r>
+        <w:rPr>
+          <w:rFonts w:ascii="Arial" w:hAnsi="Arial" w:cs="Arial"/>
+          <w:sz w:val="24"/>
+          <w:szCs w:val="24"/>
+        </w:rPr>
+        <w:t>: Permite cancelar el proceso y redirige al usuario a la pantalla principal sin realizar ningún cambio en los datos ni en la tabla de peticiones.</w:t>
+      </w:r>
+    </w:p>
+    <w:p>
+      <w:pPr>
+        <w:rPr>
+          <w:rFonts w:ascii="Arial" w:hAnsi="Arial" w:cs="Arial"/>
+          <w:sz w:val="24"/>
+          <w:szCs w:val="24"/>
+        </w:rPr>
+      </w:pPr>
+      <w:r>
+        <w:rPr>
+          <w:rFonts w:ascii="Arial" w:hAnsi="Arial" w:cs="Arial"/>
+          <w:sz w:val="24"/>
+          <w:szCs w:val="24"/>
+        </w:rPr>
+        <w:t xml:space="preserve">• </w:t>
+      </w:r>
+      <w:r>
+        <w:rPr>
+          <w:rFonts w:ascii="Arial" w:hAnsi="Arial" w:cs="Arial"/>
+          <w:b/>
+          <w:bCs/>
+          <w:sz w:val="24"/>
+          <w:szCs w:val="24"/>
+        </w:rPr>
+        <w:t>Devolver</w:t>
+      </w:r>
+      <w:r>
+        <w:rPr>
+          <w:rFonts w:ascii="Arial" w:hAnsi="Arial" w:cs="Arial"/>
+          <w:sz w:val="24"/>
+          <w:szCs w:val="24"/>
+        </w:rPr>
+        <w:t>: Retorna la petición al usuario que la capturó en caso de que contenga errores, para su corrección.</w:t>
+      </w:r>
+    </w:p>
+    <w:p>
+      <w:pPr>
+        <w:rPr>
+          <w:rFonts w:ascii="Arial" w:hAnsi="Arial" w:cs="Arial"/>
+          <w:sz w:val="24"/>
+          <w:szCs w:val="24"/>
+        </w:rPr>
+      </w:pPr>
+      <w:r>
+        <w:rPr>
+          <w:rFonts w:ascii="Arial" w:hAnsi="Arial" w:cs="Arial"/>
+          <w:sz w:val="24"/>
+          <w:szCs w:val="24"/>
+        </w:rPr>
+        <w:t xml:space="preserve">• </w:t>
+      </w:r>
+      <w:r>
+        <w:rPr>
+          <w:rFonts w:ascii="Arial" w:hAnsi="Arial" w:cs="Arial"/>
+          <w:b/>
+          <w:bCs/>
+          <w:sz w:val="24"/>
+          <w:szCs w:val="24"/>
+        </w:rPr>
+        <w:t>Publicar</w:t>
+      </w:r>
+      <w:r>
+        <w:rPr>
+          <w:rFonts w:ascii="Arial" w:hAnsi="Arial" w:cs="Arial"/>
+          <w:sz w:val="24"/>
+          <w:szCs w:val="24"/>
+        </w:rPr>
+        <w:t xml:space="preserve">: Guarda los cambios, actualiza el estatus de la petición y se publican los </w:t>
       </w:r>
       <w:r>
         <w:rPr>
@@ -7312,56 +7392,6 @@
       </w:r>
     </w:p>
     <w:p/>
-    <w:p>
-      <w:pPr>
-        <w:rPr>
-          <w:rFonts w:ascii="Arial" w:hAnsi="Arial" w:cs="Arial"/>
-          <w:sz w:val="24"/>
-          <w:szCs w:val="24"/>
-        </w:rPr>
-      </w:pPr>
-      <w:r>
-        <w:rPr>
-          <w:rFonts w:ascii="Arial" w:hAnsi="Arial" w:cs="Arial"/>
-          <w:sz w:val="24"/>
-          <w:szCs w:val="24"/>
-        </w:rPr>
-        <w:t>Una vez que todos los datos son validados y está todo correcto, la información será publicada en la plataforma p</w:t>
-      </w:r>
-      <w:r>
-        <w:rPr>
-          <w:rFonts w:ascii="Arial" w:hAnsi="Arial" w:cs="Arial"/>
-          <w:sz w:val="24"/>
-          <w:szCs w:val="24"/>
-        </w:rPr>
-        <w:t>ú</w:t>
-      </w:r>
-      <w:r>
-        <w:rPr>
-          <w:rFonts w:ascii="Arial" w:hAnsi="Arial" w:cs="Arial"/>
-          <w:sz w:val="24"/>
-          <w:szCs w:val="24"/>
-        </w:rPr>
-        <w:t>blica</w:t>
-      </w:r>
-      <w:r>
-        <w:rPr>
-          <w:rFonts w:ascii="Arial" w:hAnsi="Arial" w:cs="Arial"/>
-          <w:sz w:val="24"/>
-          <w:szCs w:val="24"/>
-        </w:rPr>
-        <w:t>.</w:t>
-      </w:r>
-    </w:p>
-    <w:p>
-      <w:pPr>
-        <w:rPr>
-          <w:rFonts w:ascii="Arial" w:hAnsi="Arial" w:cs="Arial"/>
-          <w:sz w:val="24"/>
-          <w:szCs w:val="24"/>
-        </w:rPr>
-      </w:pPr>
-    </w:p>
     <w:p>
       <w:pPr>
         <w:rPr>
@@ -7458,7 +7488,7 @@
           <w:szCs w:val="24"/>
         </w:rPr>
         <w:drawing>
-          <wp:inline distT="0" distB="0" distL="0" distR="0" wp14:anchorId="1C8804CF" wp14:editId="78B08A10">
+          <wp:inline distT="0" distB="0" distL="0" distR="0" wp14:anchorId="1C8804CF" wp14:editId="6731B181">
             <wp:extent cx="5612130" cy="2208530"/>
             <wp:effectExtent l="152400" t="152400" r="344170" b="344170"/>
             <wp:docPr id="2101952696" name="Picture 9"/>
@@ -7521,6 +7551,47 @@
           <w:sz w:val="24"/>
           <w:szCs w:val="24"/>
         </w:rPr>
+        <w:t>Una vez que todos los datos son validados y está todo correcto, la información será publicada en la plataforma p</w:t>
+      </w:r>
+      <w:r>
+        <w:rPr>
+          <w:rFonts w:ascii="Arial" w:hAnsi="Arial" w:cs="Arial"/>
+          <w:sz w:val="24"/>
+          <w:szCs w:val="24"/>
+        </w:rPr>
+        <w:t>ú</w:t>
+      </w:r>
+      <w:r>
+        <w:rPr>
+          <w:rFonts w:ascii="Arial" w:hAnsi="Arial" w:cs="Arial"/>
+          <w:sz w:val="24"/>
+          <w:szCs w:val="24"/>
+        </w:rPr>
+        <w:t>blica</w:t>
+      </w:r>
+      <w:r>
+        <w:rPr>
+          <w:rFonts w:ascii="Arial" w:hAnsi="Arial" w:cs="Arial"/>
+          <w:sz w:val="24"/>
+          <w:szCs w:val="24"/>
+        </w:rPr>
+        <w:t>.</w:t>
+      </w:r>
+    </w:p>
+    <w:p>
+      <w:pPr>
+        <w:rPr>
+          <w:rFonts w:ascii="Arial" w:hAnsi="Arial" w:cs="Arial"/>
+          <w:sz w:val="24"/>
+          <w:szCs w:val="24"/>
+        </w:rPr>
+      </w:pPr>
+      <w:r>
+        <w:rPr>
+          <w:rFonts w:ascii="Arial" w:hAnsi="Arial" w:cs="Arial"/>
+          <w:sz w:val="24"/>
+          <w:szCs w:val="24"/>
+        </w:rPr>
         <w:br w:type="page"/>
       </w:r>
     </w:p>
@@ -7538,6 +7609,8 @@
       <w:bookmarkStart w:id="20" w:name="_Toc123565165"/>
       <w:bookmarkStart w:id="21" w:name="_Toc124341673"/>
       <w:bookmarkStart w:id="22" w:name="_Toc199150157"/>
+      <w:bookmarkStart w:id="23" w:name="_Toc211942413"/>
+      <w:bookmarkStart w:id="24" w:name="_Toc213340177"/>
       <w:r>
         <w:rPr>
           <w:rFonts w:cs="Arial"/>
@@ -7545,7 +7618,1176 @@
           <w:color w:val="auto"/>
         </w:rPr>
         <w:lastRenderedPageBreak/>
-        <w:t>5.- Consulta de estatus</w:t>
+        <w:t>5</w:t>
+      </w:r>
+      <w:r>
+        <w:rPr>
+          <w:rFonts w:cs="Arial"/>
+          <w:b w:val="0"/>
+          <w:color w:val="auto"/>
+        </w:rPr>
+        <w:t xml:space="preserve">.- </w:t>
+      </w:r>
+      <w:r>
+        <w:rPr>
+          <w:rFonts w:cs="Arial"/>
+          <w:b w:val="0"/>
+          <w:color w:val="auto"/>
+        </w:rPr>
+        <w:t xml:space="preserve">Para </w:t>
+      </w:r>
+      <w:r>
+        <w:rPr>
+          <w:rFonts w:cs="Arial"/>
+          <w:b w:val="0"/>
+          <w:color w:val="auto"/>
+        </w:rPr>
+        <w:t>ordenar</w:t>
+      </w:r>
+      <w:r>
+        <w:rPr>
+          <w:rFonts w:cs="Arial"/>
+          <w:b w:val="0"/>
+          <w:color w:val="auto"/>
+        </w:rPr>
+        <w:t xml:space="preserve"> los datos registrados</w:t>
+      </w:r>
+      <w:bookmarkEnd w:id="23"/>
+      <w:r>
+        <w:rPr>
+          <w:rFonts w:cs="Arial"/>
+          <w:b w:val="0"/>
+          <w:color w:val="auto"/>
+        </w:rPr>
+        <w:t xml:space="preserve"> </w:t>
+      </w:r>
+      <w:r>
+        <w:rPr>
+          <w:rFonts w:cs="Arial"/>
+          <w:b w:val="0"/>
+          <w:color w:val="auto"/>
+        </w:rPr>
+        <w:t xml:space="preserve">de Participaciones Federales </w:t>
+      </w:r>
+      <w:r>
+        <w:rPr>
+          <w:rFonts w:cs="Arial"/>
+          <w:b w:val="0"/>
+          <w:color w:val="auto"/>
+        </w:rPr>
+        <w:t>–</w:t>
+      </w:r>
+      <w:r>
+        <w:rPr>
+          <w:rFonts w:cs="Arial"/>
+          <w:b w:val="0"/>
+          <w:color w:val="auto"/>
+        </w:rPr>
+        <w:t xml:space="preserve"> M</w:t>
+      </w:r>
+      <w:bookmarkEnd w:id="24"/>
+      <w:r>
+        <w:rPr>
+          <w:rFonts w:cs="Arial"/>
+          <w:b w:val="0"/>
+          <w:color w:val="auto"/>
+        </w:rPr>
+        <w:t>emoria de Cálculo</w:t>
+      </w:r>
+    </w:p>
+    <w:p>
+      <w:pPr>
+        <w:rPr>
+          <w:rFonts w:ascii="Arial" w:hAnsi="Arial" w:cs="Arial"/>
+          <w:sz w:val="24"/>
+          <w:szCs w:val="24"/>
+        </w:rPr>
+      </w:pPr>
+    </w:p>
+    <w:p>
+      <w:pPr>
+        <w:rPr>
+          <w:rFonts w:ascii="Arial" w:hAnsi="Arial" w:cs="Arial"/>
+          <w:sz w:val="24"/>
+          <w:szCs w:val="24"/>
+        </w:rPr>
+      </w:pPr>
+      <w:r>
+        <w:rPr>
+          <w:rFonts w:ascii="Arial" w:hAnsi="Arial" w:cs="Arial"/>
+          <w:sz w:val="24"/>
+          <w:szCs w:val="24"/>
+        </w:rPr>
+        <w:t>5</w:t>
+      </w:r>
+      <w:r>
+        <w:rPr>
+          <w:rFonts w:ascii="Arial" w:hAnsi="Arial" w:cs="Arial"/>
+          <w:sz w:val="24"/>
+          <w:szCs w:val="24"/>
+        </w:rPr>
+        <w:t xml:space="preserve">.1.- Para </w:t>
+      </w:r>
+      <w:r>
+        <w:rPr>
+          <w:rFonts w:ascii="Arial" w:hAnsi="Arial" w:cs="Arial"/>
+          <w:sz w:val="24"/>
+          <w:szCs w:val="24"/>
+        </w:rPr>
+        <w:t>ordenar</w:t>
+      </w:r>
+      <w:r>
+        <w:rPr>
+          <w:rFonts w:ascii="Arial" w:hAnsi="Arial" w:cs="Arial"/>
+          <w:sz w:val="24"/>
+          <w:szCs w:val="24"/>
+        </w:rPr>
+        <w:t xml:space="preserve"> los </w:t>
+      </w:r>
+      <w:r>
+        <w:rPr>
+          <w:rFonts w:ascii="Arial" w:hAnsi="Arial" w:cs="Arial"/>
+          <w:sz w:val="24"/>
+          <w:szCs w:val="24"/>
+        </w:rPr>
+        <w:t>registros</w:t>
+      </w:r>
+      <w:r>
+        <w:rPr>
+          <w:rFonts w:ascii="Arial" w:hAnsi="Arial" w:cs="Arial"/>
+          <w:sz w:val="24"/>
+          <w:szCs w:val="24"/>
+        </w:rPr>
+        <w:t xml:space="preserve"> de</w:t>
+      </w:r>
+      <w:r>
+        <w:rPr>
+          <w:rFonts w:ascii="Arial" w:hAnsi="Arial" w:cs="Arial"/>
+          <w:sz w:val="24"/>
+          <w:szCs w:val="24"/>
+        </w:rPr>
+        <w:t xml:space="preserve"> información de Participaciones Federales </w:t>
+      </w:r>
+      <w:r>
+        <w:rPr>
+          <w:rFonts w:ascii="Arial" w:hAnsi="Arial" w:cs="Arial"/>
+          <w:sz w:val="24"/>
+          <w:szCs w:val="24"/>
+        </w:rPr>
+        <w:t>–</w:t>
+      </w:r>
+      <w:r>
+        <w:rPr>
+          <w:rFonts w:ascii="Arial" w:hAnsi="Arial" w:cs="Arial"/>
+          <w:sz w:val="24"/>
+          <w:szCs w:val="24"/>
+        </w:rPr>
+        <w:t xml:space="preserve"> M</w:t>
+      </w:r>
+      <w:r>
+        <w:rPr>
+          <w:rFonts w:ascii="Arial" w:hAnsi="Arial" w:cs="Arial"/>
+          <w:sz w:val="24"/>
+          <w:szCs w:val="24"/>
+        </w:rPr>
+        <w:t>emorias de Cálculo</w:t>
+      </w:r>
+      <w:r>
+        <w:rPr>
+          <w:rFonts w:ascii="Arial" w:hAnsi="Arial" w:cs="Arial"/>
+          <w:sz w:val="24"/>
+          <w:szCs w:val="24"/>
+        </w:rPr>
+        <w:t xml:space="preserve"> deberá </w:t>
+      </w:r>
+      <w:r>
+        <w:rPr>
+          <w:rFonts w:ascii="Arial" w:hAnsi="Arial" w:cs="Arial"/>
+          <w:sz w:val="24"/>
+          <w:szCs w:val="24"/>
+        </w:rPr>
+        <w:t>subir o bajar</w:t>
+      </w:r>
+      <w:r>
+        <w:rPr>
+          <w:rFonts w:ascii="Arial" w:hAnsi="Arial" w:cs="Arial"/>
+          <w:sz w:val="24"/>
+          <w:szCs w:val="24"/>
+        </w:rPr>
+        <w:t xml:space="preserve"> </w:t>
+      </w:r>
+      <w:r>
+        <w:rPr>
+          <w:rFonts w:ascii="Arial" w:hAnsi="Arial" w:cs="Arial"/>
+          <w:sz w:val="24"/>
+          <w:szCs w:val="24"/>
+        </w:rPr>
+        <w:t>los renglones usando</w:t>
+      </w:r>
+      <w:r>
+        <w:rPr>
+          <w:rFonts w:ascii="Arial" w:hAnsi="Arial" w:cs="Arial"/>
+          <w:sz w:val="24"/>
+          <w:szCs w:val="24"/>
+        </w:rPr>
+        <w:t xml:space="preserve">   </w:t>
+      </w:r>
+      <w:r>
+        <w:rPr>
+          <w:rFonts w:ascii="Arial" w:hAnsi="Arial" w:cs="Arial"/>
+          <w:noProof/>
+          <w:sz w:val="24"/>
+          <w:szCs w:val="24"/>
+        </w:rPr>
+        <w:drawing>
+          <wp:inline distT="0" distB="0" distL="0" distR="0" wp14:anchorId="5B409683" wp14:editId="09EFBC7C">
+            <wp:extent cx="571500" cy="254000"/>
+            <wp:effectExtent l="0" t="0" r="0" b="0"/>
+            <wp:docPr id="2031573361" name="Picture 2"/>
+            <wp:cNvGraphicFramePr>
+              <a:graphicFrameLocks xmlns:a="http://schemas.openxmlformats.org/drawingml/2006/main" noChangeAspect="1"/>
+            </wp:cNvGraphicFramePr>
+            <a:graphic xmlns:a="http://schemas.openxmlformats.org/drawingml/2006/main">
+              <a:graphicData uri="http://schemas.openxmlformats.org/drawingml/2006/picture">
+                <pic:pic xmlns:pic="http://schemas.openxmlformats.org/drawingml/2006/picture">
+                  <pic:nvPicPr>
+                    <pic:cNvPr id="2031573361" name="Picture 2031573361"/>
+                    <pic:cNvPicPr/>
+                  </pic:nvPicPr>
+                  <pic:blipFill>
+                    <a:blip r:embed="rId17">
+                      <a:extLst>
+                        <a:ext uri="{28A0092B-C50C-407E-A947-70E740481C1C}">
+                          <a14:useLocalDpi xmlns:a14="http://schemas.microsoft.com/office/drawing/2010/main" val="0"/>
+                        </a:ext>
+                      </a:extLst>
+                    </a:blip>
+                    <a:stretch>
+                      <a:fillRect/>
+                    </a:stretch>
+                  </pic:blipFill>
+                  <pic:spPr>
+                    <a:xfrm>
+                      <a:off x="0" y="0"/>
+                      <a:ext cx="571500" cy="254000"/>
+                    </a:xfrm>
+                    <a:prstGeom prst="rect">
+                      <a:avLst/>
+                    </a:prstGeom>
+                  </pic:spPr>
+                </pic:pic>
+              </a:graphicData>
+            </a:graphic>
+          </wp:inline>
+        </w:drawing>
+      </w:r>
+    </w:p>
+    <w:p>
+      <w:pPr>
+        <w:spacing w:line="276" w:lineRule="auto"/>
+        <w:rPr>
+          <w:rFonts w:ascii="Arial" w:hAnsi="Arial" w:cs="Arial"/>
+          <w:sz w:val="24"/>
+          <w:szCs w:val="24"/>
+        </w:rPr>
+      </w:pPr>
+    </w:p>
+    <w:p>
+      <w:pPr>
+        <w:spacing w:line="276" w:lineRule="auto"/>
+        <w:rPr>
+          <w:rFonts w:ascii="Arial" w:hAnsi="Arial" w:cs="Arial"/>
+          <w:sz w:val="24"/>
+          <w:szCs w:val="24"/>
+        </w:rPr>
+      </w:pPr>
+      <w:r>
+        <w:rPr>
+          <w:noProof/>
+          <w:lang w:val="es-MX" w:eastAsia="es-MX"/>
+        </w:rPr>
+        <mc:AlternateContent>
+          <mc:Choice Requires="wps">
+            <w:drawing>
+              <wp:anchor distT="0" distB="0" distL="114300" distR="114300" simplePos="0" relativeHeight="251867136" behindDoc="0" locked="0" layoutInCell="1" allowOverlap="1" wp14:anchorId="5981BC14" wp14:editId="6B447478">
+                <wp:simplePos x="0" y="0"/>
+                <wp:positionH relativeFrom="column">
+                  <wp:posOffset>972185</wp:posOffset>
+                </wp:positionH>
+                <wp:positionV relativeFrom="paragraph">
+                  <wp:posOffset>767129</wp:posOffset>
+                </wp:positionV>
+                <wp:extent cx="360000" cy="720000"/>
+                <wp:effectExtent l="12700" t="12700" r="8890" b="17145"/>
+                <wp:wrapNone/>
+                <wp:docPr id="244479765" name="Rectángulo 36"/>
+                <wp:cNvGraphicFramePr/>
+                <a:graphic xmlns:a="http://schemas.openxmlformats.org/drawingml/2006/main">
+                  <a:graphicData uri="http://schemas.microsoft.com/office/word/2010/wordprocessingShape">
+                    <wps:wsp>
+                      <wps:cNvSpPr/>
+                      <wps:spPr>
+                        <a:xfrm>
+                          <a:off x="0" y="0"/>
+                          <a:ext cx="360000" cy="720000"/>
+                        </a:xfrm>
+                        <a:prstGeom prst="rect">
+                          <a:avLst/>
+                        </a:prstGeom>
+                        <a:noFill/>
+                        <a:ln w="22225">
+                          <a:solidFill>
+                            <a:srgbClr val="FF0000"/>
+                          </a:solidFill>
+                        </a:ln>
+                      </wps:spPr>
+                      <wps:style>
+                        <a:lnRef idx="2">
+                          <a:schemeClr val="accent1">
+                            <a:shade val="50000"/>
+                          </a:schemeClr>
+                        </a:lnRef>
+                        <a:fillRef idx="1">
+                          <a:schemeClr val="accent1"/>
+                        </a:fillRef>
+                        <a:effectRef idx="0">
+                          <a:schemeClr val="accent1"/>
+                        </a:effectRef>
+                        <a:fontRef idx="minor">
+                          <a:schemeClr val="lt1"/>
+                        </a:fontRef>
+                      </wps:style>
+                      <wps:bodyPr rot="0" spcFirstLastPara="0" vertOverflow="overflow" horzOverflow="overflow" vert="horz" wrap="square" lIns="91440" tIns="45720" rIns="91440" bIns="45720" numCol="1" spcCol="0" rtlCol="0" fromWordArt="0" anchor="ctr" anchorCtr="0" forceAA="0" compatLnSpc="1">
+                        <a:prstTxWarp prst="textNoShape">
+                          <a:avLst/>
+                        </a:prstTxWarp>
+                        <a:noAutofit/>
+                      </wps:bodyPr>
+                    </wps:wsp>
+                  </a:graphicData>
+                </a:graphic>
+                <wp14:sizeRelH relativeFrom="margin">
+                  <wp14:pctWidth>0</wp14:pctWidth>
+                </wp14:sizeRelH>
+                <wp14:sizeRelV relativeFrom="margin">
+                  <wp14:pctHeight>0</wp14:pctHeight>
+                </wp14:sizeRelV>
+              </wp:anchor>
+            </w:drawing>
+          </mc:Choice>
+          <mc:Fallback>
+            <w:pict>
+              <v:rect w14:anchorId="5F2685AA" id="Rectángulo 36" o:spid="_x0000_s1026" style="position:absolute;margin-left:76.55pt;margin-top:60.4pt;width:28.35pt;height:56.7pt;z-index:251867136;visibility:visible;mso-wrap-style:square;mso-width-percent:0;mso-height-percent:0;mso-wrap-distance-left:9pt;mso-wrap-distance-top:0;mso-wrap-distance-right:9pt;mso-wrap-distance-bottom:0;mso-position-horizontal:absolute;mso-position-horizontal-relative:text;mso-position-vertical:absolute;mso-position-vertical-relative:text;mso-width-percent:0;mso-height-percent:0;mso-width-relative:margin;mso-height-relative:margin;v-text-anchor:middle" o:gfxdata="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" filled="f" strokecolor="red" strokeweight="1.75pt"/>
+            </w:pict>
+          </mc:Fallback>
+        </mc:AlternateContent>
+      </w:r>
+      <w:r>
+        <w:rPr>
+          <w:rFonts w:ascii="Arial" w:hAnsi="Arial" w:cs="Arial"/>
+          <w:noProof/>
+          <w:lang w:val="es-MX" w:eastAsia="es-MX"/>
+        </w:rPr>
+        <w:drawing>
+          <wp:inline distT="0" distB="0" distL="0" distR="0" wp14:anchorId="2F888FC6" wp14:editId="250058C7">
+            <wp:extent cx="5040000" cy="2437882"/>
+            <wp:effectExtent l="152400" t="152400" r="332105" b="343535"/>
+            <wp:docPr id="1272743298" name="Picture 1"/>
+            <wp:cNvGraphicFramePr>
+              <a:graphicFrameLocks xmlns:a="http://schemas.openxmlformats.org/drawingml/2006/main" noChangeAspect="1"/>
+            </wp:cNvGraphicFramePr>
+            <a:graphic xmlns:a="http://schemas.openxmlformats.org/drawingml/2006/main">
+              <a:graphicData uri="http://schemas.openxmlformats.org/drawingml/2006/picture">
+                <pic:pic xmlns:pic="http://schemas.openxmlformats.org/drawingml/2006/picture">
+                  <pic:nvPicPr>
+                    <pic:cNvPr id="1788563141" name="Picture 1788563141"/>
+                    <pic:cNvPicPr/>
+                  </pic:nvPicPr>
+                  <pic:blipFill>
+                    <a:blip r:embed="rId11" cstate="print">
+                      <a:extLst>
+                        <a:ext uri="{28A0092B-C50C-407E-A947-70E740481C1C}">
+                          <a14:useLocalDpi xmlns:a14="http://schemas.microsoft.com/office/drawing/2010/main" val="0"/>
+                        </a:ext>
+                      </a:extLst>
+                    </a:blip>
+                    <a:stretch>
+                      <a:fillRect/>
+                    </a:stretch>
+                  </pic:blipFill>
+                  <pic:spPr>
+                    <a:xfrm>
+                      <a:off x="0" y="0"/>
+                      <a:ext cx="5040000" cy="2437882"/>
+                    </a:xfrm>
+                    <a:prstGeom prst="rect">
+                      <a:avLst/>
+                    </a:prstGeom>
+                    <a:effectLst>
+                      <a:outerShdw blurRad="292100" dist="139700" dir="2700000" algn="ctr" rotWithShape="0">
+                        <a:srgbClr val="000000">
+                          <a:alpha val="65000"/>
+                        </a:srgbClr>
+                      </a:outerShdw>
+                    </a:effectLst>
+                  </pic:spPr>
+                </pic:pic>
+              </a:graphicData>
+            </a:graphic>
+          </wp:inline>
+        </w:drawing>
+      </w:r>
+    </w:p>
+    <w:p>
+      <w:pPr>
+        <w:spacing w:line="276" w:lineRule="auto"/>
+        <w:rPr>
+          <w:rFonts w:ascii="Arial" w:hAnsi="Arial" w:cs="Arial"/>
+          <w:sz w:val="24"/>
+          <w:szCs w:val="24"/>
+        </w:rPr>
+      </w:pPr>
+    </w:p>
+    <w:p>
+      <w:pPr>
+        <w:spacing w:line="276" w:lineRule="auto"/>
+        <w:rPr>
+          <w:rFonts w:ascii="Arial" w:hAnsi="Arial" w:cs="Arial"/>
+          <w:sz w:val="24"/>
+          <w:szCs w:val="24"/>
+        </w:rPr>
+      </w:pPr>
+      <w:r>
+        <w:rPr>
+          <w:rFonts w:ascii="Arial" w:hAnsi="Arial" w:cs="Arial"/>
+          <w:sz w:val="24"/>
+          <w:szCs w:val="24"/>
+        </w:rPr>
+        <w:t xml:space="preserve">Y </w:t>
+      </w:r>
+      <w:r>
+        <w:rPr>
+          <w:rFonts w:ascii="Arial" w:hAnsi="Arial" w:cs="Arial"/>
+          <w:sz w:val="24"/>
+          <w:szCs w:val="24"/>
+        </w:rPr>
+        <w:t>podrás ordenar la presentación de los registros en el Portal Público, en el orden en que los coloques en esta vista se presentarán al público</w:t>
+      </w:r>
+      <w:r>
+        <w:rPr>
+          <w:rFonts w:ascii="Arial" w:hAnsi="Arial" w:cs="Arial"/>
+          <w:sz w:val="24"/>
+          <w:szCs w:val="24"/>
+        </w:rPr>
+        <w:t>.</w:t>
+      </w:r>
+    </w:p>
+    <w:p>
+      <w:pPr>
+        <w:spacing w:line="276" w:lineRule="auto"/>
+        <w:rPr>
+          <w:rFonts w:ascii="Arial" w:hAnsi="Arial" w:cs="Arial"/>
+          <w:sz w:val="24"/>
+          <w:szCs w:val="24"/>
+        </w:rPr>
+      </w:pPr>
+    </w:p>
+    <w:p>
+      <w:pPr>
+        <w:spacing w:line="276" w:lineRule="auto"/>
+        <w:jc w:val="center"/>
+        <w:rPr>
+          <w:rFonts w:ascii="Arial" w:hAnsi="Arial" w:cs="Arial"/>
+          <w:sz w:val="24"/>
+          <w:szCs w:val="24"/>
+        </w:rPr>
+      </w:pPr>
+    </w:p>
+    <w:p>
+      <w:pPr>
+        <w:spacing w:line="276" w:lineRule="auto"/>
+        <w:rPr>
+          <w:rFonts w:ascii="Arial" w:hAnsi="Arial" w:cs="Arial"/>
+          <w:sz w:val="24"/>
+          <w:szCs w:val="24"/>
+        </w:rPr>
+      </w:pPr>
+    </w:p>
+    <w:p>
+      <w:pPr>
+        <w:rPr>
+          <w:rFonts w:ascii="Arial" w:hAnsi="Arial" w:cs="Arial"/>
+          <w:sz w:val="24"/>
+          <w:szCs w:val="24"/>
+        </w:rPr>
+      </w:pPr>
+      <w:r>
+        <w:rPr>
+          <w:rFonts w:ascii="Arial" w:hAnsi="Arial" w:cs="Arial"/>
+          <w:sz w:val="24"/>
+          <w:szCs w:val="24"/>
+        </w:rPr>
+        <w:br w:type="page"/>
+      </w:r>
+    </w:p>
+    <w:p>
+      <w:pPr>
+        <w:pStyle w:val="Heading1"/>
+        <w:spacing w:line="276" w:lineRule="auto"/>
+        <w:jc w:val="center"/>
+        <w:rPr>
+          <w:rFonts w:cs="Arial"/>
+          <w:b w:val="0"/>
+          <w:color w:val="auto"/>
+        </w:rPr>
+      </w:pPr>
+    </w:p>
+    <w:p>
+      <w:pPr>
+        <w:pStyle w:val="Heading1"/>
+        <w:spacing w:line="276" w:lineRule="auto"/>
+        <w:jc w:val="center"/>
+        <w:rPr>
+          <w:rFonts w:cs="Arial"/>
+          <w:b w:val="0"/>
+          <w:color w:val="auto"/>
+        </w:rPr>
+      </w:pPr>
+      <w:r>
+        <w:rPr>
+          <w:rFonts w:cs="Arial"/>
+          <w:b w:val="0"/>
+          <w:color w:val="auto"/>
+        </w:rPr>
+        <w:t>6</w:t>
+      </w:r>
+      <w:r>
+        <w:rPr>
+          <w:rFonts w:cs="Arial"/>
+          <w:b w:val="0"/>
+          <w:color w:val="auto"/>
+        </w:rPr>
+        <w:t xml:space="preserve">.- </w:t>
+      </w:r>
+      <w:r>
+        <w:rPr>
+          <w:rFonts w:cs="Arial"/>
+          <w:b w:val="0"/>
+          <w:color w:val="auto"/>
+        </w:rPr>
+        <w:t xml:space="preserve">Para eliminar los datos registrados </w:t>
+      </w:r>
+      <w:r>
+        <w:rPr>
+          <w:rFonts w:cs="Arial"/>
+          <w:b w:val="0"/>
+          <w:color w:val="auto"/>
+        </w:rPr>
+        <w:t xml:space="preserve">de Participaciones Federales </w:t>
+      </w:r>
+      <w:r>
+        <w:rPr>
+          <w:rFonts w:cs="Arial"/>
+          <w:b w:val="0"/>
+          <w:color w:val="auto"/>
+        </w:rPr>
+        <w:t>–</w:t>
+      </w:r>
+      <w:r>
+        <w:rPr>
+          <w:rFonts w:cs="Arial"/>
+          <w:b w:val="0"/>
+          <w:color w:val="auto"/>
+        </w:rPr>
+        <w:t xml:space="preserve"> M</w:t>
+      </w:r>
+      <w:r>
+        <w:rPr>
+          <w:rFonts w:cs="Arial"/>
+          <w:b w:val="0"/>
+          <w:color w:val="auto"/>
+        </w:rPr>
+        <w:t>emoria de Cálculo</w:t>
+      </w:r>
+    </w:p>
+    <w:p>
+      <w:pPr>
+        <w:rPr>
+          <w:rFonts w:ascii="Arial" w:hAnsi="Arial" w:cs="Arial"/>
+          <w:sz w:val="24"/>
+          <w:szCs w:val="24"/>
+        </w:rPr>
+      </w:pPr>
+    </w:p>
+    <w:p>
+      <w:pPr>
+        <w:rPr>
+          <w:rFonts w:ascii="Arial" w:hAnsi="Arial" w:cs="Arial"/>
+          <w:sz w:val="24"/>
+          <w:szCs w:val="24"/>
+        </w:rPr>
+      </w:pPr>
+      <w:r>
+        <w:rPr>
+          <w:rFonts w:ascii="Arial" w:hAnsi="Arial" w:cs="Arial"/>
+          <w:sz w:val="24"/>
+          <w:szCs w:val="24"/>
+        </w:rPr>
+        <w:t>6</w:t>
+      </w:r>
+      <w:r>
+        <w:rPr>
+          <w:rFonts w:ascii="Arial" w:hAnsi="Arial" w:cs="Arial"/>
+          <w:sz w:val="24"/>
+          <w:szCs w:val="24"/>
+        </w:rPr>
+        <w:t xml:space="preserve">.1.- Para </w:t>
+      </w:r>
+      <w:r>
+        <w:rPr>
+          <w:rFonts w:ascii="Arial" w:hAnsi="Arial" w:cs="Arial"/>
+          <w:sz w:val="24"/>
+          <w:szCs w:val="24"/>
+        </w:rPr>
+        <w:t>eliminar</w:t>
+      </w:r>
+      <w:r>
+        <w:rPr>
+          <w:rFonts w:ascii="Arial" w:hAnsi="Arial" w:cs="Arial"/>
+          <w:sz w:val="24"/>
+          <w:szCs w:val="24"/>
+        </w:rPr>
+        <w:t xml:space="preserve"> los detalles de</w:t>
+      </w:r>
+      <w:r>
+        <w:rPr>
+          <w:rFonts w:ascii="Arial" w:hAnsi="Arial" w:cs="Arial"/>
+          <w:sz w:val="24"/>
+          <w:szCs w:val="24"/>
+        </w:rPr>
+        <w:t xml:space="preserve"> </w:t>
+      </w:r>
+      <w:r>
+        <w:rPr>
+          <w:rFonts w:ascii="Arial" w:hAnsi="Arial" w:cs="Arial"/>
+          <w:sz w:val="24"/>
+          <w:szCs w:val="24"/>
+        </w:rPr>
+        <w:t>l</w:t>
+      </w:r>
+      <w:r>
+        <w:rPr>
+          <w:rFonts w:ascii="Arial" w:hAnsi="Arial" w:cs="Arial"/>
+          <w:sz w:val="24"/>
+          <w:szCs w:val="24"/>
+        </w:rPr>
+        <w:t>a</w:t>
+      </w:r>
+      <w:r>
+        <w:rPr>
+          <w:rFonts w:ascii="Arial" w:hAnsi="Arial" w:cs="Arial"/>
+          <w:sz w:val="24"/>
+          <w:szCs w:val="24"/>
+        </w:rPr>
+        <w:t xml:space="preserve"> </w:t>
+      </w:r>
+      <w:r>
+        <w:rPr>
+          <w:rFonts w:ascii="Arial" w:hAnsi="Arial" w:cs="Arial"/>
+          <w:sz w:val="24"/>
+          <w:szCs w:val="24"/>
+        </w:rPr>
+        <w:t xml:space="preserve">información de Participaciones Federales – Memorias de Cálculo deberá seleccionar el icono de Eliminar   </w:t>
+      </w:r>
+      <w:r>
+        <w:rPr>
+          <w:rFonts w:ascii="Arial" w:hAnsi="Arial" w:cs="Arial"/>
+          <w:noProof/>
+          <w:sz w:val="24"/>
+          <w:szCs w:val="24"/>
+        </w:rPr>
+        <w:drawing>
+          <wp:inline distT="0" distB="0" distL="0" distR="0" wp14:anchorId="2D70C2D9" wp14:editId="59EFC69D">
+            <wp:extent cx="180000" cy="212000"/>
+            <wp:effectExtent l="0" t="0" r="0" b="4445"/>
+            <wp:docPr id="1297708930" name="Picture 2"/>
+            <wp:cNvGraphicFramePr>
+              <a:graphicFrameLocks xmlns:a="http://schemas.openxmlformats.org/drawingml/2006/main" noChangeAspect="1"/>
+            </wp:cNvGraphicFramePr>
+            <a:graphic xmlns:a="http://schemas.openxmlformats.org/drawingml/2006/main">
+              <a:graphicData uri="http://schemas.openxmlformats.org/drawingml/2006/picture">
+                <pic:pic xmlns:pic="http://schemas.openxmlformats.org/drawingml/2006/picture">
+                  <pic:nvPicPr>
+                    <pic:cNvPr id="39704351" name="Picture 39704351"/>
+                    <pic:cNvPicPr/>
+                  </pic:nvPicPr>
+                  <pic:blipFill>
+                    <a:blip r:embed="rId18" cstate="print">
+                      <a:extLst>
+                        <a:ext uri="{28A0092B-C50C-407E-A947-70E740481C1C}">
+                          <a14:useLocalDpi xmlns:a14="http://schemas.microsoft.com/office/drawing/2010/main" val="0"/>
+                        </a:ext>
+                      </a:extLst>
+                    </a:blip>
+                    <a:stretch>
+                      <a:fillRect/>
+                    </a:stretch>
+                  </pic:blipFill>
+                  <pic:spPr>
+                    <a:xfrm>
+                      <a:off x="0" y="0"/>
+                      <a:ext cx="180000" cy="212000"/>
+                    </a:xfrm>
+                    <a:prstGeom prst="rect">
+                      <a:avLst/>
+                    </a:prstGeom>
+                  </pic:spPr>
+                </pic:pic>
+              </a:graphicData>
+            </a:graphic>
+          </wp:inline>
+        </w:drawing>
+      </w:r>
+    </w:p>
+    <w:p>
+      <w:pPr>
+        <w:spacing w:line="276" w:lineRule="auto"/>
+        <w:rPr>
+          <w:rFonts w:ascii="Arial" w:hAnsi="Arial" w:cs="Arial"/>
+          <w:sz w:val="24"/>
+          <w:szCs w:val="24"/>
+        </w:rPr>
+      </w:pPr>
+    </w:p>
+    <w:p>
+      <w:pPr>
+        <w:spacing w:line="276" w:lineRule="auto"/>
+        <w:rPr>
+          <w:rFonts w:ascii="Arial" w:hAnsi="Arial" w:cs="Arial"/>
+          <w:sz w:val="24"/>
+          <w:szCs w:val="24"/>
+        </w:rPr>
+      </w:pPr>
+      <w:r>
+        <w:rPr>
+          <w:noProof/>
+          <w:lang w:val="es-MX" w:eastAsia="es-MX"/>
+        </w:rPr>
+        <mc:AlternateContent>
+          <mc:Choice Requires="wps">
+            <w:drawing>
+              <wp:anchor distT="0" distB="0" distL="114300" distR="114300" simplePos="0" relativeHeight="251870208" behindDoc="0" locked="0" layoutInCell="1" allowOverlap="1" wp14:anchorId="5EA34F52" wp14:editId="3A26F846">
+                <wp:simplePos x="0" y="0"/>
+                <wp:positionH relativeFrom="column">
+                  <wp:posOffset>249827</wp:posOffset>
+                </wp:positionH>
+                <wp:positionV relativeFrom="paragraph">
+                  <wp:posOffset>851535</wp:posOffset>
+                </wp:positionV>
+                <wp:extent cx="132368" cy="140220"/>
+                <wp:effectExtent l="12700" t="12700" r="7620" b="12700"/>
+                <wp:wrapNone/>
+                <wp:docPr id="817812340" name="Rectángulo 36"/>
+                <wp:cNvGraphicFramePr/>
+                <a:graphic xmlns:a="http://schemas.openxmlformats.org/drawingml/2006/main">
+                  <a:graphicData uri="http://schemas.microsoft.com/office/word/2010/wordprocessingShape">
+                    <wps:wsp>
+                      <wps:cNvSpPr/>
+                      <wps:spPr>
+                        <a:xfrm>
+                          <a:off x="0" y="0"/>
+                          <a:ext cx="132368" cy="140220"/>
+                        </a:xfrm>
+                        <a:prstGeom prst="rect">
+                          <a:avLst/>
+                        </a:prstGeom>
+                        <a:noFill/>
+                        <a:ln w="22225">
+                          <a:solidFill>
+                            <a:srgbClr val="FF0000"/>
+                          </a:solidFill>
+                        </a:ln>
+                      </wps:spPr>
+                      <wps:style>
+                        <a:lnRef idx="2">
+                          <a:schemeClr val="accent1">
+                            <a:shade val="50000"/>
+                          </a:schemeClr>
+                        </a:lnRef>
+                        <a:fillRef idx="1">
+                          <a:schemeClr val="accent1"/>
+                        </a:fillRef>
+                        <a:effectRef idx="0">
+                          <a:schemeClr val="accent1"/>
+                        </a:effectRef>
+                        <a:fontRef idx="minor">
+                          <a:schemeClr val="lt1"/>
+                        </a:fontRef>
+                      </wps:style>
+                      <wps:bodyPr rot="0" spcFirstLastPara="0" vertOverflow="overflow" horzOverflow="overflow" vert="horz" wrap="square" lIns="91440" tIns="45720" rIns="91440" bIns="45720" numCol="1" spcCol="0" rtlCol="0" fromWordArt="0" anchor="ctr" anchorCtr="0" forceAA="0" compatLnSpc="1">
+                        <a:prstTxWarp prst="textNoShape">
+                          <a:avLst/>
+                        </a:prstTxWarp>
+                        <a:noAutofit/>
+                      </wps:bodyPr>
+                    </wps:wsp>
+                  </a:graphicData>
+                </a:graphic>
+                <wp14:sizeRelH relativeFrom="margin">
+                  <wp14:pctWidth>0</wp14:pctWidth>
+                </wp14:sizeRelH>
+                <wp14:sizeRelV relativeFrom="margin">
+                  <wp14:pctHeight>0</wp14:pctHeight>
+                </wp14:sizeRelV>
+              </wp:anchor>
+            </w:drawing>
+          </mc:Choice>
+          <mc:Fallback>
+            <w:pict>
+              <v:rect w14:anchorId="322F3442" id="Rectángulo 36" o:spid="_x0000_s1026" style="position:absolute;margin-left:19.65pt;margin-top:67.05pt;width:10.4pt;height:11.05pt;z-index:251870208;visibility:visible;mso-wrap-style:square;mso-width-percent:0;mso-height-percent:0;mso-wrap-distance-left:9pt;mso-wrap-distance-top:0;mso-wrap-distance-right:9pt;mso-wrap-distance-bottom:0;mso-position-horizontal:absolute;mso-position-horizontal-relative:text;mso-position-vertical:absolute;mso-position-vertical-relative:text;mso-width-percent:0;mso-height-percent:0;mso-width-relative:margin;mso-height-relative:margin;v-text-anchor:middle" o:gfxdata="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" filled="f" strokecolor="red" strokeweight="1.75pt"/>
+            </w:pict>
+          </mc:Fallback>
+        </mc:AlternateContent>
+      </w:r>
+      <w:r>
+        <w:rPr>
+          <w:rFonts w:ascii="Arial" w:hAnsi="Arial" w:cs="Arial"/>
+          <w:noProof/>
+          <w:lang w:val="es-MX" w:eastAsia="es-MX"/>
+        </w:rPr>
+        <w:drawing>
+          <wp:inline distT="0" distB="0" distL="0" distR="0" wp14:anchorId="040F5619" wp14:editId="5B66A731">
+            <wp:extent cx="5040000" cy="2437882"/>
+            <wp:effectExtent l="152400" t="152400" r="332105" b="343535"/>
+            <wp:docPr id="1565123519" name="Picture 1"/>
+            <wp:cNvGraphicFramePr>
+              <a:graphicFrameLocks xmlns:a="http://schemas.openxmlformats.org/drawingml/2006/main" noChangeAspect="1"/>
+            </wp:cNvGraphicFramePr>
+            <a:graphic xmlns:a="http://schemas.openxmlformats.org/drawingml/2006/main">
+              <a:graphicData uri="http://schemas.openxmlformats.org/drawingml/2006/picture">
+                <pic:pic xmlns:pic="http://schemas.openxmlformats.org/drawingml/2006/picture">
+                  <pic:nvPicPr>
+                    <pic:cNvPr id="1788563141" name="Picture 1788563141"/>
+                    <pic:cNvPicPr/>
+                  </pic:nvPicPr>
+                  <pic:blipFill>
+                    <a:blip r:embed="rId11" cstate="print">
+                      <a:extLst>
+                        <a:ext uri="{28A0092B-C50C-407E-A947-70E740481C1C}">
+                          <a14:useLocalDpi xmlns:a14="http://schemas.microsoft.com/office/drawing/2010/main" val="0"/>
+                        </a:ext>
+                      </a:extLst>
+                    </a:blip>
+                    <a:stretch>
+                      <a:fillRect/>
+                    </a:stretch>
+                  </pic:blipFill>
+                  <pic:spPr>
+                    <a:xfrm>
+                      <a:off x="0" y="0"/>
+                      <a:ext cx="5040000" cy="2437882"/>
+                    </a:xfrm>
+                    <a:prstGeom prst="rect">
+                      <a:avLst/>
+                    </a:prstGeom>
+                    <a:effectLst>
+                      <a:outerShdw blurRad="292100" dist="139700" dir="2700000" algn="ctr" rotWithShape="0">
+                        <a:srgbClr val="000000">
+                          <a:alpha val="65000"/>
+                        </a:srgbClr>
+                      </a:outerShdw>
+                    </a:effectLst>
+                  </pic:spPr>
+                </pic:pic>
+              </a:graphicData>
+            </a:graphic>
+          </wp:inline>
+        </w:drawing>
+      </w:r>
+    </w:p>
+    <w:p>
+      <w:pPr>
+        <w:spacing w:line="276" w:lineRule="auto"/>
+        <w:rPr>
+          <w:rFonts w:ascii="Arial" w:hAnsi="Arial" w:cs="Arial"/>
+          <w:sz w:val="24"/>
+          <w:szCs w:val="24"/>
+        </w:rPr>
+      </w:pPr>
+    </w:p>
+    <w:p>
+      <w:pPr>
+        <w:rPr>
+          <w:rFonts w:ascii="Arial" w:hAnsi="Arial" w:cs="Arial"/>
+          <w:sz w:val="24"/>
+          <w:szCs w:val="24"/>
+        </w:rPr>
+      </w:pPr>
+      <w:r>
+        <w:rPr>
+          <w:rFonts w:ascii="Arial" w:hAnsi="Arial" w:cs="Arial"/>
+          <w:sz w:val="24"/>
+          <w:szCs w:val="24"/>
+        </w:rPr>
+        <w:br w:type="page"/>
+      </w:r>
+    </w:p>
+    <w:p>
+      <w:pPr>
+        <w:spacing w:line="276" w:lineRule="auto"/>
+        <w:rPr>
+          <w:rFonts w:ascii="Arial" w:hAnsi="Arial" w:cs="Arial"/>
+          <w:sz w:val="24"/>
+          <w:szCs w:val="24"/>
+        </w:rPr>
+      </w:pPr>
+    </w:p>
+    <w:p>
+      <w:pPr>
+        <w:spacing w:line="276" w:lineRule="auto"/>
+        <w:rPr>
+          <w:rFonts w:ascii="Arial" w:hAnsi="Arial" w:cs="Arial"/>
+          <w:sz w:val="24"/>
+          <w:szCs w:val="24"/>
+        </w:rPr>
+      </w:pPr>
+      <w:r>
+        <w:rPr>
+          <w:rFonts w:ascii="Arial" w:hAnsi="Arial" w:cs="Arial"/>
+          <w:sz w:val="24"/>
+          <w:szCs w:val="24"/>
+        </w:rPr>
+        <w:t xml:space="preserve">Y deberá confirmar el proceso de Eliminación de un registro del </w:t>
+      </w:r>
+      <w:r>
+        <w:rPr>
+          <w:rFonts w:ascii="Arial" w:hAnsi="Arial" w:cs="Arial"/>
+          <w:sz w:val="24"/>
+          <w:szCs w:val="24"/>
+        </w:rPr>
+        <w:t>Participaciones Federales – Memorias de Cálculo</w:t>
+      </w:r>
+      <w:r>
+        <w:rPr>
+          <w:rFonts w:ascii="Arial" w:hAnsi="Arial" w:cs="Arial"/>
+          <w:sz w:val="24"/>
+          <w:szCs w:val="24"/>
+        </w:rPr>
+        <w:t>.</w:t>
+      </w:r>
+    </w:p>
+    <w:p>
+      <w:pPr>
+        <w:spacing w:line="276" w:lineRule="auto"/>
+        <w:rPr>
+          <w:rFonts w:ascii="Arial" w:hAnsi="Arial" w:cs="Arial"/>
+          <w:sz w:val="24"/>
+          <w:szCs w:val="24"/>
+        </w:rPr>
+      </w:pPr>
+    </w:p>
+    <w:p>
+      <w:pPr>
+        <w:spacing w:line="276" w:lineRule="auto"/>
+        <w:jc w:val="center"/>
+        <w:rPr>
+          <w:rFonts w:ascii="Arial" w:hAnsi="Arial" w:cs="Arial"/>
+          <w:sz w:val="24"/>
+          <w:szCs w:val="24"/>
+        </w:rPr>
+      </w:pPr>
+      <w:r>
+        <w:rPr>
+          <w:noProof/>
+          <w:lang w:val="es-MX" w:eastAsia="es-MX"/>
+        </w:rPr>
+        <mc:AlternateContent>
+          <mc:Choice Requires="wps">
+            <w:drawing>
+              <wp:anchor distT="0" distB="0" distL="114300" distR="114300" simplePos="0" relativeHeight="251871232" behindDoc="0" locked="0" layoutInCell="1" allowOverlap="1" wp14:anchorId="0C28DFCA" wp14:editId="171E0BD2">
+                <wp:simplePos x="0" y="0"/>
+                <wp:positionH relativeFrom="margin">
+                  <wp:posOffset>1848031</wp:posOffset>
+                </wp:positionH>
+                <wp:positionV relativeFrom="paragraph">
+                  <wp:posOffset>2287270</wp:posOffset>
+                </wp:positionV>
+                <wp:extent cx="900000" cy="396000"/>
+                <wp:effectExtent l="12700" t="12700" r="27305" b="23495"/>
+                <wp:wrapNone/>
+                <wp:docPr id="1389261203" name="Rectángulo 34"/>
+                <wp:cNvGraphicFramePr/>
+                <a:graphic xmlns:a="http://schemas.openxmlformats.org/drawingml/2006/main">
+                  <a:graphicData uri="http://schemas.microsoft.com/office/word/2010/wordprocessingShape">
+                    <wps:wsp>
+                      <wps:cNvSpPr/>
+                      <wps:spPr>
+                        <a:xfrm>
+                          <a:off x="0" y="0"/>
+                          <a:ext cx="900000" cy="396000"/>
+                        </a:xfrm>
+                        <a:prstGeom prst="rect">
+                          <a:avLst/>
+                        </a:prstGeom>
+                        <a:noFill/>
+                        <a:ln w="38100">
+                          <a:solidFill>
+                            <a:srgbClr val="FF0000"/>
+                          </a:solidFill>
+                        </a:ln>
+                      </wps:spPr>
+                      <wps:style>
+                        <a:lnRef idx="2">
+                          <a:schemeClr val="accent1">
+                            <a:shade val="50000"/>
+                          </a:schemeClr>
+                        </a:lnRef>
+                        <a:fillRef idx="1">
+                          <a:schemeClr val="accent1"/>
+                        </a:fillRef>
+                        <a:effectRef idx="0">
+                          <a:schemeClr val="accent1"/>
+                        </a:effectRef>
+                        <a:fontRef idx="minor">
+                          <a:schemeClr val="lt1"/>
+                        </a:fontRef>
+                      </wps:style>
+                      <wps:bodyPr rot="0" spcFirstLastPara="0" vertOverflow="overflow" horzOverflow="overflow" vert="horz" wrap="square" lIns="91440" tIns="45720" rIns="91440" bIns="45720" numCol="1" spcCol="0" rtlCol="0" fromWordArt="0" anchor="ctr" anchorCtr="0" forceAA="0" compatLnSpc="1">
+                        <a:prstTxWarp prst="textNoShape">
+                          <a:avLst/>
+                        </a:prstTxWarp>
+                        <a:noAutofit/>
+                      </wps:bodyPr>
+                    </wps:wsp>
+                  </a:graphicData>
+                </a:graphic>
+                <wp14:sizeRelH relativeFrom="margin">
+                  <wp14:pctWidth>0</wp14:pctWidth>
+                </wp14:sizeRelH>
+                <wp14:sizeRelV relativeFrom="margin">
+                  <wp14:pctHeight>0</wp14:pctHeight>
+                </wp14:sizeRelV>
+              </wp:anchor>
+            </w:drawing>
+          </mc:Choice>
+          <mc:Fallback>
+            <w:pict>
+              <v:rect w14:anchorId="5A913110" id="Rectángulo 34" o:spid="_x0000_s1026" style="position:absolute;margin-left:145.5pt;margin-top:180.1pt;width:70.85pt;height:31.2pt;z-index:251871232;visibility:visible;mso-wrap-style:square;mso-width-percent:0;mso-height-percent:0;mso-wrap-distance-left:9pt;mso-wrap-distance-top:0;mso-wrap-distance-right:9pt;mso-wrap-distance-bottom:0;mso-position-horizontal:absolute;mso-position-horizontal-relative:margin;mso-position-vertical:absolute;mso-position-vertical-relative:text;mso-width-percent:0;mso-height-percent:0;mso-width-relative:margin;mso-height-relative:margin;v-text-anchor:middle" o:gfxdata="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" filled="f" strokecolor="red" strokeweight="3pt">
+                <w10:wrap anchorx="margin"/>
+              </v:rect>
+            </w:pict>
+          </mc:Fallback>
+        </mc:AlternateContent>
+      </w:r>
+      <w:r>
+        <w:rPr>
+          <w:noProof/>
+          <w:lang w:val="es-MX" w:eastAsia="es-MX"/>
+        </w:rPr>
+        <w:drawing>
+          <wp:inline distT="0" distB="0" distL="0" distR="0" wp14:anchorId="76B83D0B" wp14:editId="150AD353">
+            <wp:extent cx="3822700" cy="2679700"/>
+            <wp:effectExtent l="152400" t="152400" r="330200" b="342900"/>
+            <wp:docPr id="1068249152" name="Picture 1"/>
+            <wp:cNvGraphicFramePr>
+              <a:graphicFrameLocks xmlns:a="http://schemas.openxmlformats.org/drawingml/2006/main" noChangeAspect="1"/>
+            </wp:cNvGraphicFramePr>
+            <a:graphic xmlns:a="http://schemas.openxmlformats.org/drawingml/2006/main">
+              <a:graphicData uri="http://schemas.openxmlformats.org/drawingml/2006/picture">
+                <pic:pic xmlns:pic="http://schemas.openxmlformats.org/drawingml/2006/picture">
+                  <pic:nvPicPr>
+                    <pic:cNvPr id="521804190" name="Picture 521804190"/>
+                    <pic:cNvPicPr/>
+                  </pic:nvPicPr>
+                  <pic:blipFill>
+                    <a:blip r:embed="rId19">
+                      <a:extLst>
+                        <a:ext uri="{28A0092B-C50C-407E-A947-70E740481C1C}">
+                          <a14:useLocalDpi xmlns:a14="http://schemas.microsoft.com/office/drawing/2010/main" val="0"/>
+                        </a:ext>
+                      </a:extLst>
+                    </a:blip>
+                    <a:stretch>
+                      <a:fillRect/>
+                    </a:stretch>
+                  </pic:blipFill>
+                  <pic:spPr>
+                    <a:xfrm>
+                      <a:off x="0" y="0"/>
+                      <a:ext cx="3822700" cy="2679700"/>
+                    </a:xfrm>
+                    <a:prstGeom prst="rect">
+                      <a:avLst/>
+                    </a:prstGeom>
+                    <a:effectLst>
+                      <a:outerShdw blurRad="292100" dist="139700" dir="2700000" algn="ctr" rotWithShape="0">
+                        <a:srgbClr val="000000">
+                          <a:alpha val="65000"/>
+                        </a:srgbClr>
+                      </a:outerShdw>
+                    </a:effectLst>
+                  </pic:spPr>
+                </pic:pic>
+              </a:graphicData>
+            </a:graphic>
+          </wp:inline>
+        </w:drawing>
+      </w:r>
+    </w:p>
+    <w:p>
+      <w:pPr>
+        <w:spacing w:line="276" w:lineRule="auto"/>
+        <w:rPr>
+          <w:rFonts w:ascii="Arial" w:hAnsi="Arial" w:cs="Arial"/>
+          <w:sz w:val="24"/>
+          <w:szCs w:val="24"/>
+        </w:rPr>
+      </w:pPr>
+    </w:p>
+    <w:p>
+      <w:pPr>
+        <w:rPr>
+          <w:rFonts w:ascii="Arial" w:hAnsi="Arial" w:cs="Arial"/>
+          <w:sz w:val="24"/>
+          <w:szCs w:val="24"/>
+        </w:rPr>
+      </w:pPr>
+      <w:r>
+        <w:rPr>
+          <w:rFonts w:ascii="Arial" w:hAnsi="Arial" w:cs="Arial"/>
+          <w:sz w:val="24"/>
+          <w:szCs w:val="24"/>
+        </w:rPr>
+        <w:br w:type="page"/>
+      </w:r>
+    </w:p>
+    <w:p>
+      <w:pPr>
+        <w:pStyle w:val="Heading1"/>
+        <w:spacing w:line="276" w:lineRule="auto"/>
+        <w:jc w:val="center"/>
+        <w:rPr>
+          <w:rFonts w:cs="Arial"/>
+          <w:b w:val="0"/>
+          <w:color w:val="auto"/>
+        </w:rPr>
+      </w:pPr>
+      <w:r>
+        <w:rPr>
+          <w:rFonts w:cs="Arial"/>
+          <w:b w:val="0"/>
+          <w:color w:val="auto"/>
+        </w:rPr>
+        <w:lastRenderedPageBreak/>
+        <w:t>7</w:t>
+      </w:r>
+      <w:r>
+        <w:rPr>
+          <w:rFonts w:cs="Arial"/>
+          <w:b w:val="0"/>
+          <w:color w:val="auto"/>
+        </w:rPr>
+        <w:t>.- Consulta de estatus</w:t>
       </w:r>
       <w:bookmarkEnd w:id="20"/>
       <w:bookmarkEnd w:id="21"/>
@@ -7567,7 +8809,15 @@
           <w:sz w:val="24"/>
           <w:szCs w:val="24"/>
         </w:rPr>
-        <w:t>5.1.- El estatus actual del cálculo aparece en la columna final “</w:t>
+        <w:t>7</w:t>
+      </w:r>
+      <w:r>
+        <w:rPr>
+          <w:rFonts w:ascii="Arial" w:hAnsi="Arial" w:cs="Arial"/>
+          <w:sz w:val="24"/>
+          <w:szCs w:val="24"/>
+        </w:rPr>
+        <w:t>.1.- El estatus actual del cálculo aparece en la columna final “</w:t>
       </w:r>
       <w:r>
         <w:rPr>
@@ -7641,7 +8891,7 @@
                     <pic:cNvPicPr/>
                   </pic:nvPicPr>
                   <pic:blipFill>
-                    <a:blip r:embed="rId17"/>
+                    <a:blip r:embed="rId20"/>
                     <a:stretch>
                       <a:fillRect/>
                     </a:stretch>
@@ -7766,7 +9016,7 @@
           <w:lang w:val="es-MX" w:eastAsia="es-MX"/>
         </w:rPr>
         <w:drawing>
-          <wp:inline distT="0" distB="0" distL="0" distR="0" wp14:anchorId="0D5408C5" wp14:editId="608ADA35">
+          <wp:inline distT="0" distB="0" distL="0" distR="0" wp14:anchorId="0D5408C5" wp14:editId="0E5B7F5C">
             <wp:extent cx="5400000" cy="2527088"/>
             <wp:effectExtent l="152400" t="152400" r="340995" b="343535"/>
             <wp:docPr id="182859001" name="Picture 2"/>
@@ -7781,7 +9031,7 @@
                     <pic:cNvPicPr/>
                   </pic:nvPicPr>
                   <pic:blipFill>
-                    <a:blip r:embed="rId18" cstate="print">
+                    <a:blip r:embed="rId21" cstate="print">
                       <a:extLst>
                         <a:ext uri="{28A0092B-C50C-407E-A947-70E740481C1C}">
                           <a14:useLocalDpi xmlns:a14="http://schemas.microsoft.com/office/drawing/2010/main" val="0"/>
@@ -7826,8 +9076,8 @@
       </w:pPr>
     </w:p>
     <w:sectPr>
-      <w:headerReference w:type="default" r:id="rId19"/>
-      <w:footerReference w:type="default" r:id="rId20"/>
+      <w:headerReference w:type="default" r:id="rId22"/>
+      <w:footerReference w:type="default" r:id="rId23"/>
       <w:pgSz w:w="12240" w:h="15840" w:code="1"/>
       <w:pgMar w:top="1417" w:right="1701" w:bottom="1417" w:left="1701" w:header="708" w:footer="708" w:gutter="0"/>
       <w:cols w:space="708"/>
@@ -8330,7 +9580,7 @@
         <v:path o:extrusionok="f" gradientshapeok="t" o:connecttype="rect"/>
         <o:lock v:ext="edit" aspectratio="t"/>
       </v:shapetype>
-      <v:shape id="_x0000_i1039" type="#_x0000_t75" style="width:202.2pt;height:65.95pt;visibility:visible;mso-wrap-style:square" o:bullet="t">
+      <v:shape id="_x0000_i1067" type="#_x0000_t75" style="width:202.45pt;height:65.75pt;visibility:visible;mso-wrap-style:square" o:bullet="t">
         <v:imagedata r:id="rId1" o:title=""/>
       </v:shape>
     </w:pict>
